--- a/firequote/quotes/templates_docs/detection_protection_both.docx
+++ b/firequote/quotes/templates_docs/detection_protection_both.docx
@@ -36,7 +36,6 @@
         <w:t xml:space="preserve"> </w:t>
       </w:r>
       <w:bookmarkStart w:id="3" w:name="_Hlk211509440"/>
-      <w:proofErr w:type="gramStart"/>
       <w:r>
         <w:rPr>
           <w:rFonts w:ascii="Cambria" w:hAnsi="Cambria"/>
@@ -46,43 +45,7 @@
           <w:szCs w:val="22"/>
           <w:lang w:val="en-US" w:eastAsia="en-US"/>
         </w:rPr>
-        <w:t xml:space="preserve">{{ </w:t>
-      </w:r>
-      <w:proofErr w:type="spellStart"/>
-      <w:r>
-        <w:rPr>
-          <w:rFonts w:ascii="Cambria" w:hAnsi="Cambria"/>
-          <w:b/>
-          <w:bCs/>
-          <w:sz w:val="22"/>
-          <w:szCs w:val="22"/>
-          <w:lang w:val="en-US" w:eastAsia="en-US"/>
-        </w:rPr>
-        <w:t>quote</w:t>
-      </w:r>
-      <w:proofErr w:type="gramEnd"/>
-      <w:r>
-        <w:rPr>
-          <w:rFonts w:ascii="Cambria" w:hAnsi="Cambria"/>
-          <w:b/>
-          <w:bCs/>
-          <w:sz w:val="22"/>
-          <w:szCs w:val="22"/>
-          <w:lang w:val="en-US" w:eastAsia="en-US"/>
-        </w:rPr>
-        <w:t>_date</w:t>
-      </w:r>
-      <w:proofErr w:type="spellEnd"/>
-      <w:r>
-        <w:rPr>
-          <w:rFonts w:ascii="Cambria" w:hAnsi="Cambria"/>
-          <w:b/>
-          <w:bCs/>
-          <w:sz w:val="22"/>
-          <w:szCs w:val="22"/>
-          <w:lang w:val="en-US" w:eastAsia="en-US"/>
-        </w:rPr>
-        <w:t xml:space="preserve"> }}</w:t>
+        <w:t>{{ quote_date }}</w:t>
       </w:r>
     </w:p>
     <w:p>
@@ -114,41 +77,13 @@
           <w:lang w:val="en-US"/>
         </w:rPr>
       </w:pPr>
-      <w:proofErr w:type="gramStart"/>
-      <w:r>
-        <w:rPr>
-          <w:rFonts w:asciiTheme="majorHAnsi" w:hAnsiTheme="majorHAnsi" w:cs="Arial"/>
-          <w:b/>
-          <w:lang w:val="en-US"/>
-        </w:rPr>
-        <w:t xml:space="preserve">{{ </w:t>
-      </w:r>
-      <w:proofErr w:type="spellStart"/>
-      <w:r>
-        <w:rPr>
-          <w:rFonts w:asciiTheme="majorHAnsi" w:hAnsiTheme="majorHAnsi" w:cs="Arial"/>
-          <w:b/>
-          <w:lang w:val="en-US"/>
-        </w:rPr>
-        <w:t>client</w:t>
-      </w:r>
-      <w:proofErr w:type="gramEnd"/>
-      <w:r>
-        <w:rPr>
-          <w:rFonts w:asciiTheme="majorHAnsi" w:hAnsiTheme="majorHAnsi" w:cs="Arial"/>
-          <w:b/>
-          <w:lang w:val="en-US"/>
-        </w:rPr>
-        <w:t>_title</w:t>
-      </w:r>
-      <w:proofErr w:type="spellEnd"/>
-      <w:r>
-        <w:rPr>
-          <w:rFonts w:asciiTheme="majorHAnsi" w:hAnsiTheme="majorHAnsi" w:cs="Arial"/>
-          <w:b/>
-          <w:lang w:val="en-US"/>
-        </w:rPr>
-        <w:t xml:space="preserve"> }}:                                                                                                                       </w:t>
+      <w:r>
+        <w:rPr>
+          <w:rFonts w:asciiTheme="majorHAnsi" w:hAnsiTheme="majorHAnsi" w:cs="Arial"/>
+          <w:b/>
+          <w:lang w:val="en-US"/>
+        </w:rPr>
+        <w:t xml:space="preserve">{{ client_title }}:                                                                                                                       </w:t>
       </w:r>
       <w:r>
         <w:rPr>
@@ -164,25 +99,7 @@
           <w:b/>
           <w:lang w:val="en-US"/>
         </w:rPr>
-        <w:t xml:space="preserve">               {{ </w:t>
-      </w:r>
-      <w:proofErr w:type="spellStart"/>
-      <w:r>
-        <w:rPr>
-          <w:rFonts w:asciiTheme="majorHAnsi" w:hAnsiTheme="majorHAnsi" w:cs="Arial"/>
-          <w:b/>
-          <w:lang w:val="en-US"/>
-        </w:rPr>
-        <w:t>quote_number</w:t>
-      </w:r>
-      <w:proofErr w:type="spellEnd"/>
-      <w:r>
-        <w:rPr>
-          <w:rFonts w:asciiTheme="majorHAnsi" w:hAnsiTheme="majorHAnsi" w:cs="Arial"/>
-          <w:b/>
-          <w:lang w:val="en-US"/>
-        </w:rPr>
-        <w:t xml:space="preserve"> }}</w:t>
+        <w:t xml:space="preserve">             {{ quote_number }}</w:t>
       </w:r>
     </w:p>
     <w:p>
@@ -193,7 +110,6 @@
           <w:lang w:val="en-US"/>
         </w:rPr>
       </w:pPr>
-      <w:proofErr w:type="gramStart"/>
       <w:r>
         <w:rPr>
           <w:rFonts w:asciiTheme="majorHAnsi" w:hAnsiTheme="majorHAnsi" w:cs="Arial"/>
@@ -206,31 +122,7 @@
           <w:rFonts w:asciiTheme="majorHAnsi" w:hAnsiTheme="majorHAnsi" w:cs="Arial"/>
           <w:lang w:val="en-US"/>
         </w:rPr>
-        <w:t xml:space="preserve"> </w:t>
-      </w:r>
-      <w:proofErr w:type="spellStart"/>
-      <w:r>
-        <w:rPr>
-          <w:rFonts w:asciiTheme="majorHAnsi" w:hAnsiTheme="majorHAnsi" w:cs="Arial"/>
-          <w:lang w:val="en-US"/>
-        </w:rPr>
-        <w:t>client</w:t>
-      </w:r>
-      <w:proofErr w:type="gramEnd"/>
-      <w:r>
-        <w:rPr>
-          <w:rFonts w:asciiTheme="majorHAnsi" w:hAnsiTheme="majorHAnsi" w:cs="Arial"/>
-          <w:lang w:val="en-US"/>
-        </w:rPr>
-        <w:t>_name</w:t>
-      </w:r>
-      <w:proofErr w:type="spellEnd"/>
-      <w:r>
-        <w:rPr>
-          <w:rFonts w:asciiTheme="majorHAnsi" w:hAnsiTheme="majorHAnsi" w:cs="Arial"/>
-          <w:lang w:val="en-US"/>
-        </w:rPr>
-        <w:t xml:space="preserve"> }}</w:t>
+        <w:t xml:space="preserve"> client_name }}</w:t>
       </w:r>
     </w:p>
     <w:p>
@@ -241,37 +133,12 @@
           <w:lang w:val="en-US"/>
         </w:rPr>
       </w:pPr>
-      <w:proofErr w:type="gramStart"/>
-      <w:r>
-        <w:rPr>
-          <w:rFonts w:asciiTheme="majorHAnsi" w:hAnsiTheme="majorHAnsi" w:cs="Arial"/>
-          <w:lang w:val="en-US"/>
-        </w:rPr>
-        <w:t xml:space="preserve">{{ </w:t>
-      </w:r>
-      <w:proofErr w:type="spellStart"/>
-      <w:r>
-        <w:rPr>
-          <w:rFonts w:asciiTheme="majorHAnsi" w:hAnsiTheme="majorHAnsi" w:cs="Arial"/>
-          <w:lang w:val="en-US"/>
-        </w:rPr>
-        <w:t>client</w:t>
-      </w:r>
-      <w:proofErr w:type="gramEnd"/>
-      <w:r>
-        <w:rPr>
-          <w:rFonts w:asciiTheme="majorHAnsi" w:hAnsiTheme="majorHAnsi" w:cs="Arial"/>
-          <w:lang w:val="en-US"/>
-        </w:rPr>
-        <w:t>_position</w:t>
-      </w:r>
-      <w:proofErr w:type="spellEnd"/>
-      <w:r>
-        <w:rPr>
-          <w:rFonts w:asciiTheme="majorHAnsi" w:hAnsiTheme="majorHAnsi" w:cs="Arial"/>
-          <w:lang w:val="en-US"/>
-        </w:rPr>
-        <w:t xml:space="preserve"> }}</w:t>
+      <w:r>
+        <w:rPr>
+          <w:rFonts w:asciiTheme="majorHAnsi" w:hAnsiTheme="majorHAnsi" w:cs="Arial"/>
+          <w:lang w:val="en-US"/>
+        </w:rPr>
+        <w:t>{{ client_position }}</w:t>
       </w:r>
     </w:p>
     <w:p>
@@ -283,41 +150,13 @@
           <w:lang w:val="en-US"/>
         </w:rPr>
       </w:pPr>
-      <w:proofErr w:type="gramStart"/>
-      <w:r>
-        <w:rPr>
-          <w:rFonts w:asciiTheme="majorHAnsi" w:hAnsiTheme="majorHAnsi" w:cs="Arial"/>
-          <w:b/>
-          <w:lang w:val="en-US"/>
-        </w:rPr>
-        <w:t xml:space="preserve">{{ </w:t>
-      </w:r>
-      <w:proofErr w:type="spellStart"/>
-      <w:r>
-        <w:rPr>
-          <w:rFonts w:asciiTheme="majorHAnsi" w:hAnsiTheme="majorHAnsi" w:cs="Arial"/>
-          <w:b/>
-          <w:lang w:val="en-US"/>
-        </w:rPr>
-        <w:t>client</w:t>
-      </w:r>
-      <w:proofErr w:type="gramEnd"/>
-      <w:r>
-        <w:rPr>
-          <w:rFonts w:asciiTheme="majorHAnsi" w:hAnsiTheme="majorHAnsi" w:cs="Arial"/>
-          <w:b/>
-          <w:lang w:val="en-US"/>
-        </w:rPr>
-        <w:t>_company</w:t>
-      </w:r>
-      <w:proofErr w:type="spellEnd"/>
-      <w:r>
-        <w:rPr>
-          <w:rFonts w:asciiTheme="majorHAnsi" w:hAnsiTheme="majorHAnsi" w:cs="Arial"/>
-          <w:b/>
-          <w:lang w:val="en-US"/>
-        </w:rPr>
-        <w:t xml:space="preserve"> }}</w:t>
+      <w:r>
+        <w:rPr>
+          <w:rFonts w:asciiTheme="majorHAnsi" w:hAnsiTheme="majorHAnsi" w:cs="Arial"/>
+          <w:b/>
+          <w:lang w:val="en-US"/>
+        </w:rPr>
+        <w:t>{{ client_company }}</w:t>
       </w:r>
     </w:p>
     <w:p>
@@ -327,33 +166,11 @@
           <w:rFonts w:asciiTheme="majorHAnsi" w:hAnsiTheme="majorHAnsi" w:cs="Arial"/>
         </w:rPr>
       </w:pPr>
-      <w:proofErr w:type="gramStart"/>
-      <w:r>
-        <w:rPr>
-          <w:rFonts w:asciiTheme="majorHAnsi" w:hAnsiTheme="majorHAnsi" w:cs="Arial"/>
-        </w:rPr>
-        <w:t xml:space="preserve">{{ </w:t>
-      </w:r>
-      <w:proofErr w:type="spellStart"/>
-      <w:r>
-        <w:rPr>
-          <w:rFonts w:asciiTheme="majorHAnsi" w:hAnsiTheme="majorHAnsi" w:cs="Arial"/>
-        </w:rPr>
-        <w:t>client</w:t>
-      </w:r>
-      <w:proofErr w:type="gramEnd"/>
-      <w:r>
-        <w:rPr>
-          <w:rFonts w:asciiTheme="majorHAnsi" w:hAnsiTheme="majorHAnsi" w:cs="Arial"/>
-        </w:rPr>
-        <w:t>_city</w:t>
-      </w:r>
-      <w:proofErr w:type="spellEnd"/>
-      <w:r>
-        <w:rPr>
-          <w:rFonts w:asciiTheme="majorHAnsi" w:hAnsiTheme="majorHAnsi" w:cs="Arial"/>
-        </w:rPr>
-        <w:t xml:space="preserve"> }}</w:t>
+      <w:r>
+        <w:rPr>
+          <w:rFonts w:asciiTheme="majorHAnsi" w:hAnsiTheme="majorHAnsi" w:cs="Arial"/>
+        </w:rPr>
+        <w:t>{{ client_city }}</w:t>
       </w:r>
     </w:p>
     <w:bookmarkEnd w:id="0"/>
@@ -412,29 +229,12 @@
         </w:rPr>
         <w:t xml:space="preserve"> PARA EL PROYECTO </w:t>
       </w:r>
-      <w:proofErr w:type="gramStart"/>
-      <w:r>
-        <w:rPr>
-          <w:rFonts w:asciiTheme="majorHAnsi" w:hAnsiTheme="majorHAnsi" w:cs="Arial"/>
-          <w:b/>
-        </w:rPr>
-        <w:t xml:space="preserve">{{ </w:t>
-      </w:r>
-      <w:proofErr w:type="spellStart"/>
-      <w:r>
-        <w:rPr>
-          <w:rFonts w:asciiTheme="majorHAnsi" w:hAnsiTheme="majorHAnsi" w:cs="Arial"/>
-          <w:b/>
-        </w:rPr>
-        <w:t>project</w:t>
-      </w:r>
-      <w:proofErr w:type="gramEnd"/>
-      <w:r>
-        <w:rPr>
-          <w:rFonts w:asciiTheme="majorHAnsi" w:hAnsiTheme="majorHAnsi" w:cs="Arial"/>
-          <w:b/>
-        </w:rPr>
-        <w:t>_name</w:t>
+      <w:r>
+        <w:rPr>
+          <w:rFonts w:asciiTheme="majorHAnsi" w:hAnsiTheme="majorHAnsi" w:cs="Arial"/>
+          <w:b/>
+        </w:rPr>
+        <w:t>{{ project_name</w:t>
       </w:r>
       <w:r>
         <w:rPr>
@@ -443,7 +243,6 @@
         </w:rPr>
         <w:t>_upper</w:t>
       </w:r>
-      <w:proofErr w:type="spellEnd"/>
       <w:r>
         <w:rPr>
           <w:rFonts w:asciiTheme="majorHAnsi" w:hAnsiTheme="majorHAnsi" w:cs="Arial"/>
@@ -527,37 +326,12 @@
         </w:rPr>
         <w:t>protección contra incendios y seguridad humana para el proyecto “</w:t>
       </w:r>
-      <w:proofErr w:type="gramStart"/>
-      <w:r>
-        <w:rPr>
-          <w:rFonts w:asciiTheme="majorHAnsi" w:hAnsiTheme="majorHAnsi" w:cs="Arial"/>
-          <w:color w:val="222222"/>
-        </w:rPr>
-        <w:t xml:space="preserve">{{ </w:t>
-      </w:r>
-      <w:proofErr w:type="spellStart"/>
-      <w:r>
-        <w:rPr>
-          <w:rFonts w:asciiTheme="majorHAnsi" w:hAnsiTheme="majorHAnsi" w:cs="Arial"/>
-          <w:color w:val="222222"/>
-        </w:rPr>
-        <w:t>project</w:t>
-      </w:r>
-      <w:proofErr w:type="gramEnd"/>
-      <w:r>
-        <w:rPr>
-          <w:rFonts w:asciiTheme="majorHAnsi" w:hAnsiTheme="majorHAnsi" w:cs="Arial"/>
-          <w:color w:val="222222"/>
-        </w:rPr>
-        <w:t>_name</w:t>
-      </w:r>
-      <w:proofErr w:type="spellEnd"/>
-      <w:r>
-        <w:rPr>
-          <w:rFonts w:asciiTheme="majorHAnsi" w:hAnsiTheme="majorHAnsi" w:cs="Arial"/>
-          <w:color w:val="222222"/>
-        </w:rPr>
-        <w:t xml:space="preserve"> }}</w:t>
+      <w:r>
+        <w:rPr>
+          <w:rFonts w:asciiTheme="majorHAnsi" w:hAnsiTheme="majorHAnsi" w:cs="Arial"/>
+          <w:color w:val="222222"/>
+        </w:rPr>
+        <w:t>{{ project_name }}</w:t>
       </w:r>
       <w:r>
         <w:rPr>
@@ -571,23 +345,7 @@
           <w:rFonts w:asciiTheme="majorHAnsi" w:hAnsiTheme="majorHAnsi" w:cs="Arial"/>
           <w:color w:val="222222"/>
         </w:rPr>
-        <w:t xml:space="preserve"> ubicado en la ciudad de {{ </w:t>
-      </w:r>
-      <w:proofErr w:type="spellStart"/>
-      <w:r>
-        <w:rPr>
-          <w:rFonts w:asciiTheme="majorHAnsi" w:hAnsiTheme="majorHAnsi" w:cs="Arial"/>
-          <w:color w:val="222222"/>
-        </w:rPr>
-        <w:t>client_city</w:t>
-      </w:r>
-      <w:proofErr w:type="spellEnd"/>
-      <w:r>
-        <w:rPr>
-          <w:rFonts w:asciiTheme="majorHAnsi" w:hAnsiTheme="majorHAnsi" w:cs="Arial"/>
-          <w:color w:val="222222"/>
-        </w:rPr>
-        <w:t xml:space="preserve"> }}</w:t>
+        <w:t xml:space="preserve"> ubicado en la ciudad de {{ client_city }}</w:t>
       </w:r>
       <w:r>
         <w:rPr>
@@ -977,47 +735,7 @@
           <w:kern w:val="1"/>
           <w:lang w:val="es-MX"/>
         </w:rPr>
-        <w:t xml:space="preserve"> </w:t>
-      </w:r>
-      <w:proofErr w:type="spellStart"/>
-      <w:r>
-        <w:rPr>
-          <w:rFonts w:asciiTheme="majorHAnsi" w:eastAsia="Arial Unicode MS" w:hAnsiTheme="majorHAnsi" w:cs="Arial"/>
-          <w:i/>
-          <w:kern w:val="1"/>
-          <w:lang w:val="es-MX"/>
-        </w:rPr>
-        <w:t>reference_</w:t>
-      </w:r>
-      <w:proofErr w:type="gramStart"/>
-      <w:r>
-        <w:rPr>
-          <w:rFonts w:asciiTheme="majorHAnsi" w:eastAsia="Arial Unicode MS" w:hAnsiTheme="majorHAnsi" w:cs="Arial"/>
-          <w:i/>
-          <w:kern w:val="1"/>
-          <w:lang w:val="es-MX"/>
-        </w:rPr>
-        <w:t>norms</w:t>
-      </w:r>
-      <w:proofErr w:type="spellEnd"/>
-      <w:r>
-        <w:rPr>
-          <w:rFonts w:asciiTheme="majorHAnsi" w:eastAsia="Arial Unicode MS" w:hAnsiTheme="majorHAnsi" w:cs="Arial"/>
-          <w:i/>
-          <w:kern w:val="1"/>
-          <w:lang w:val="es-MX"/>
-        </w:rPr>
-        <w:t xml:space="preserve"> }</w:t>
-      </w:r>
-      <w:proofErr w:type="gramEnd"/>
-      <w:r>
-        <w:rPr>
-          <w:rFonts w:asciiTheme="majorHAnsi" w:eastAsia="Arial Unicode MS" w:hAnsiTheme="majorHAnsi" w:cs="Arial"/>
-          <w:i/>
-          <w:kern w:val="1"/>
-          <w:lang w:val="es-MX"/>
-        </w:rPr>
-        <w:t>}</w:t>
+        <w:t xml:space="preserve"> reference_norms }}</w:t>
       </w:r>
       <w:bookmarkEnd w:id="5"/>
     </w:p>
@@ -1499,27 +1217,7 @@
           <w:sz w:val="22"/>
           <w:szCs w:val="22"/>
         </w:rPr>
-        <w:t xml:space="preserve">Planos arquitectónicos en planta y elevación de la construcción en formato </w:t>
-      </w:r>
-      <w:proofErr w:type="spellStart"/>
-      <w:r>
-        <w:rPr>
-          <w:rFonts w:asciiTheme="majorHAnsi" w:hAnsiTheme="majorHAnsi" w:cs="Arial"/>
-          <w:color w:val="222222"/>
-          <w:sz w:val="22"/>
-          <w:szCs w:val="22"/>
-        </w:rPr>
-        <w:t>Autocad</w:t>
-      </w:r>
-      <w:proofErr w:type="spellEnd"/>
-      <w:r>
-        <w:rPr>
-          <w:rFonts w:asciiTheme="majorHAnsi" w:hAnsiTheme="majorHAnsi" w:cs="Arial"/>
-          <w:color w:val="222222"/>
-          <w:sz w:val="22"/>
-          <w:szCs w:val="22"/>
-        </w:rPr>
-        <w:t>.</w:t>
+        <w:t>Planos arquitectónicos en planta y elevación de la construcción en formato Autocad.</w:t>
       </w:r>
     </w:p>
     <w:p>
@@ -1630,29 +1328,7 @@
           <w:szCs w:val="22"/>
           <w:lang w:val="en-US"/>
         </w:rPr>
-        <w:t xml:space="preserve">{%p if </w:t>
-      </w:r>
-      <w:proofErr w:type="spellStart"/>
-      <w:r>
-        <w:rPr>
-          <w:rFonts w:asciiTheme="majorHAnsi" w:hAnsiTheme="majorHAnsi" w:cs="Arial"/>
-          <w:color w:val="222222"/>
-          <w:sz w:val="22"/>
-          <w:szCs w:val="22"/>
-          <w:lang w:val="en-US"/>
-        </w:rPr>
-        <w:t>client_requirements</w:t>
-      </w:r>
-      <w:proofErr w:type="spellEnd"/>
-      <w:r>
-        <w:rPr>
-          <w:rFonts w:asciiTheme="majorHAnsi" w:hAnsiTheme="majorHAnsi" w:cs="Arial"/>
-          <w:color w:val="222222"/>
-          <w:sz w:val="22"/>
-          <w:szCs w:val="22"/>
-          <w:lang w:val="en-US"/>
-        </w:rPr>
-        <w:t xml:space="preserve"> %}</w:t>
+        <w:t>{%p if client_requirements %}</w:t>
       </w:r>
     </w:p>
     <w:p>
@@ -1671,49 +1347,15 @@
           <w:lang w:val="en-US"/>
         </w:rPr>
       </w:pPr>
-      <w:proofErr w:type="gramStart"/>
-      <w:r>
-        <w:rPr>
-          <w:rFonts w:asciiTheme="majorHAnsi" w:hAnsiTheme="majorHAnsi" w:cs="Arial"/>
-          <w:color w:val="222222"/>
-          <w:sz w:val="22"/>
-          <w:szCs w:val="22"/>
-          <w:lang w:val="en-US"/>
-        </w:rPr>
-        <w:t xml:space="preserve">{{ </w:t>
-      </w:r>
-      <w:proofErr w:type="spellStart"/>
-      <w:r>
-        <w:rPr>
-          <w:rFonts w:asciiTheme="majorHAnsi" w:hAnsiTheme="majorHAnsi" w:cs="Arial"/>
-          <w:color w:val="222222"/>
-          <w:sz w:val="22"/>
-          <w:szCs w:val="22"/>
-          <w:lang w:val="en-US"/>
-        </w:rPr>
-        <w:t>client</w:t>
-      </w:r>
-      <w:proofErr w:type="gramEnd"/>
-      <w:r>
-        <w:rPr>
-          <w:rFonts w:asciiTheme="majorHAnsi" w:hAnsiTheme="majorHAnsi" w:cs="Arial"/>
-          <w:color w:val="222222"/>
-          <w:sz w:val="22"/>
-          <w:szCs w:val="22"/>
-          <w:lang w:val="en-US"/>
-        </w:rPr>
-        <w:t>_requirements</w:t>
-      </w:r>
-      <w:proofErr w:type="spellEnd"/>
-      <w:r>
-        <w:rPr>
-          <w:rFonts w:asciiTheme="majorHAnsi" w:hAnsiTheme="majorHAnsi" w:cs="Arial"/>
-          <w:color w:val="222222"/>
-          <w:sz w:val="22"/>
-          <w:szCs w:val="22"/>
-          <w:lang w:val="en-US"/>
-        </w:rPr>
-        <w:t xml:space="preserve"> }}</w:t>
+      <w:r>
+        <w:rPr>
+          <w:rFonts w:asciiTheme="majorHAnsi" w:hAnsiTheme="majorHAnsi" w:cs="Arial"/>
+          <w:color w:val="222222"/>
+          <w:sz w:val="22"/>
+          <w:szCs w:val="22"/>
+          <w:lang w:val="en-US"/>
+        </w:rPr>
+        <w:t>{{ client_requirements }}</w:t>
       </w:r>
     </w:p>
     <w:p>
@@ -1729,36 +1371,18 @@
           <w:color w:val="222222"/>
           <w:sz w:val="22"/>
           <w:szCs w:val="22"/>
-        </w:rPr>
-      </w:pPr>
-      <w:r>
-        <w:rPr>
-          <w:rFonts w:asciiTheme="majorHAnsi" w:hAnsiTheme="majorHAnsi" w:cs="Arial"/>
-          <w:color w:val="222222"/>
-          <w:sz w:val="22"/>
-          <w:szCs w:val="22"/>
-        </w:rPr>
-        <w:t xml:space="preserve">{%p </w:t>
-      </w:r>
-      <w:proofErr w:type="spellStart"/>
-      <w:r>
-        <w:rPr>
-          <w:rFonts w:asciiTheme="majorHAnsi" w:hAnsiTheme="majorHAnsi" w:cs="Arial"/>
-          <w:color w:val="222222"/>
-          <w:sz w:val="22"/>
-          <w:szCs w:val="22"/>
-        </w:rPr>
-        <w:t>endif</w:t>
-      </w:r>
-      <w:proofErr w:type="spellEnd"/>
-      <w:r>
-        <w:rPr>
-          <w:rFonts w:asciiTheme="majorHAnsi" w:hAnsiTheme="majorHAnsi" w:cs="Arial"/>
-          <w:color w:val="222222"/>
-          <w:sz w:val="22"/>
-          <w:szCs w:val="22"/>
-        </w:rPr>
-        <w:t xml:space="preserve"> %}</w:t>
+          <w:lang w:val="en-US"/>
+        </w:rPr>
+      </w:pPr>
+      <w:r>
+        <w:rPr>
+          <w:rFonts w:asciiTheme="majorHAnsi" w:hAnsiTheme="majorHAnsi" w:cs="Arial"/>
+          <w:color w:val="222222"/>
+          <w:sz w:val="22"/>
+          <w:szCs w:val="22"/>
+          <w:lang w:val="en-US"/>
+        </w:rPr>
+        <w:t>{%p endif %}</w:t>
       </w:r>
       <w:bookmarkEnd w:id="6"/>
     </w:p>
@@ -1774,6 +1398,7 @@
           <w:color w:val="222222"/>
           <w:sz w:val="22"/>
           <w:szCs w:val="22"/>
+          <w:lang w:val="en-US"/>
         </w:rPr>
       </w:pPr>
     </w:p>
@@ -2214,29 +1839,7 @@
           <w:szCs w:val="22"/>
           <w:lang w:val="en-US"/>
         </w:rPr>
-        <w:t xml:space="preserve">{%p if </w:t>
-      </w:r>
-      <w:proofErr w:type="spellStart"/>
-      <w:r>
-        <w:rPr>
-          <w:rFonts w:asciiTheme="majorHAnsi" w:hAnsiTheme="majorHAnsi" w:cstheme="minorHAnsi"/>
-          <w:color w:val="222222"/>
-          <w:sz w:val="22"/>
-          <w:szCs w:val="22"/>
-          <w:lang w:val="en-US"/>
-        </w:rPr>
-        <w:t>items_detection</w:t>
-      </w:r>
-      <w:proofErr w:type="spellEnd"/>
-      <w:r>
-        <w:rPr>
-          <w:rFonts w:asciiTheme="majorHAnsi" w:hAnsiTheme="majorHAnsi" w:cstheme="minorHAnsi"/>
-          <w:color w:val="222222"/>
-          <w:sz w:val="22"/>
-          <w:szCs w:val="22"/>
-          <w:lang w:val="en-US"/>
-        </w:rPr>
-        <w:t xml:space="preserve"> %}</w:t>
+        <w:t>{%p if items_detection %}</w:t>
       </w:r>
     </w:p>
     <w:p>
@@ -2255,49 +1858,15 @@
           <w:lang w:val="en-US"/>
         </w:rPr>
       </w:pPr>
-      <w:proofErr w:type="gramStart"/>
-      <w:r>
-        <w:rPr>
-          <w:rFonts w:asciiTheme="majorHAnsi" w:hAnsiTheme="majorHAnsi" w:cstheme="minorHAnsi"/>
-          <w:color w:val="222222"/>
-          <w:sz w:val="22"/>
-          <w:szCs w:val="22"/>
-          <w:lang w:val="en-US"/>
-        </w:rPr>
-        <w:t xml:space="preserve">{{ </w:t>
-      </w:r>
-      <w:proofErr w:type="spellStart"/>
-      <w:r>
-        <w:rPr>
-          <w:rFonts w:asciiTheme="majorHAnsi" w:hAnsiTheme="majorHAnsi" w:cstheme="minorHAnsi"/>
-          <w:color w:val="222222"/>
-          <w:sz w:val="22"/>
-          <w:szCs w:val="22"/>
-          <w:lang w:val="en-US"/>
-        </w:rPr>
-        <w:t>items</w:t>
-      </w:r>
-      <w:proofErr w:type="gramEnd"/>
-      <w:r>
-        <w:rPr>
-          <w:rFonts w:asciiTheme="majorHAnsi" w:hAnsiTheme="majorHAnsi" w:cstheme="minorHAnsi"/>
-          <w:color w:val="222222"/>
-          <w:sz w:val="22"/>
-          <w:szCs w:val="22"/>
-          <w:lang w:val="en-US"/>
-        </w:rPr>
-        <w:t>_detection</w:t>
-      </w:r>
-      <w:proofErr w:type="spellEnd"/>
-      <w:r>
-        <w:rPr>
-          <w:rFonts w:asciiTheme="majorHAnsi" w:hAnsiTheme="majorHAnsi" w:cstheme="minorHAnsi"/>
-          <w:color w:val="222222"/>
-          <w:sz w:val="22"/>
-          <w:szCs w:val="22"/>
-          <w:lang w:val="en-US"/>
-        </w:rPr>
-        <w:t xml:space="preserve"> }}</w:t>
+      <w:r>
+        <w:rPr>
+          <w:rFonts w:asciiTheme="majorHAnsi" w:hAnsiTheme="majorHAnsi" w:cstheme="minorHAnsi"/>
+          <w:color w:val="222222"/>
+          <w:sz w:val="22"/>
+          <w:szCs w:val="22"/>
+          <w:lang w:val="en-US"/>
+        </w:rPr>
+        <w:t>{{ items_detection }}</w:t>
       </w:r>
     </w:p>
     <w:p>
@@ -2339,6 +1908,7 @@
           <w:color w:val="222222"/>
           <w:sz w:val="22"/>
           <w:szCs w:val="22"/>
+          <w:lang w:val="en-US"/>
         </w:rPr>
       </w:pPr>
     </w:p>
@@ -2588,27 +2158,7 @@
           <w:sz w:val="22"/>
           <w:szCs w:val="22"/>
         </w:rPr>
-        <w:t xml:space="preserve">Memorias de cálculo de </w:t>
-      </w:r>
-      <w:proofErr w:type="spellStart"/>
-      <w:r>
-        <w:rPr>
-          <w:rFonts w:asciiTheme="majorHAnsi" w:hAnsiTheme="majorHAnsi" w:cstheme="minorHAnsi"/>
-          <w:color w:val="222222"/>
-          <w:sz w:val="22"/>
-          <w:szCs w:val="22"/>
-        </w:rPr>
-        <w:t>soportería</w:t>
-      </w:r>
-      <w:proofErr w:type="spellEnd"/>
-      <w:r>
-        <w:rPr>
-          <w:rFonts w:asciiTheme="majorHAnsi" w:hAnsiTheme="majorHAnsi" w:cstheme="minorHAnsi"/>
-          <w:color w:val="222222"/>
-          <w:sz w:val="22"/>
-          <w:szCs w:val="22"/>
-        </w:rPr>
-        <w:t xml:space="preserve"> sismo resistente</w:t>
+        <w:t>Memorias de cálculo de soportería sismo resistente</w:t>
       </w:r>
       <w:r>
         <w:rPr>
@@ -2694,27 +2244,15 @@
         </w:rPr>
         <w:t xml:space="preserve"> </w:t>
       </w:r>
-      <w:proofErr w:type="spellStart"/>
-      <w:r>
-        <w:rPr>
-          <w:rFonts w:asciiTheme="majorHAnsi" w:hAnsiTheme="majorHAnsi" w:cstheme="minorHAnsi"/>
-          <w:color w:val="222222"/>
-          <w:sz w:val="22"/>
-          <w:szCs w:val="22"/>
-          <w:lang w:val="en-US"/>
-        </w:rPr>
-        <w:t>items_protection</w:t>
-      </w:r>
-      <w:proofErr w:type="spellEnd"/>
-      <w:r>
-        <w:rPr>
-          <w:rFonts w:asciiTheme="majorHAnsi" w:hAnsiTheme="majorHAnsi" w:cstheme="minorHAnsi"/>
-          <w:color w:val="222222"/>
-          <w:sz w:val="22"/>
-          <w:szCs w:val="22"/>
-          <w:lang w:val="en-US"/>
-        </w:rPr>
-        <w:t xml:space="preserve"> %}</w:t>
+      <w:r>
+        <w:rPr>
+          <w:rFonts w:asciiTheme="majorHAnsi" w:hAnsiTheme="majorHAnsi" w:cstheme="minorHAnsi"/>
+          <w:color w:val="222222"/>
+          <w:sz w:val="22"/>
+          <w:szCs w:val="22"/>
+          <w:lang w:val="en-US"/>
+        </w:rPr>
+        <w:t>items_protection %}</w:t>
       </w:r>
     </w:p>
     <w:p>
@@ -2733,49 +2271,15 @@
           <w:lang w:val="en-US"/>
         </w:rPr>
       </w:pPr>
-      <w:proofErr w:type="gramStart"/>
-      <w:r>
-        <w:rPr>
-          <w:rFonts w:asciiTheme="majorHAnsi" w:hAnsiTheme="majorHAnsi" w:cstheme="minorHAnsi"/>
-          <w:color w:val="222222"/>
-          <w:sz w:val="22"/>
-          <w:szCs w:val="22"/>
-          <w:lang w:val="en-US"/>
-        </w:rPr>
-        <w:t xml:space="preserve">{{ </w:t>
-      </w:r>
-      <w:proofErr w:type="spellStart"/>
-      <w:r>
-        <w:rPr>
-          <w:rFonts w:asciiTheme="majorHAnsi" w:hAnsiTheme="majorHAnsi" w:cstheme="minorHAnsi"/>
-          <w:color w:val="222222"/>
-          <w:sz w:val="22"/>
-          <w:szCs w:val="22"/>
-          <w:lang w:val="en-US"/>
-        </w:rPr>
-        <w:t>items</w:t>
-      </w:r>
-      <w:proofErr w:type="gramEnd"/>
-      <w:r>
-        <w:rPr>
-          <w:rFonts w:asciiTheme="majorHAnsi" w:hAnsiTheme="majorHAnsi" w:cstheme="minorHAnsi"/>
-          <w:color w:val="222222"/>
-          <w:sz w:val="22"/>
-          <w:szCs w:val="22"/>
-          <w:lang w:val="en-US"/>
-        </w:rPr>
-        <w:t>_protection</w:t>
-      </w:r>
-      <w:proofErr w:type="spellEnd"/>
-      <w:r>
-        <w:rPr>
-          <w:rFonts w:asciiTheme="majorHAnsi" w:hAnsiTheme="majorHAnsi" w:cstheme="minorHAnsi"/>
-          <w:color w:val="222222"/>
-          <w:sz w:val="22"/>
-          <w:szCs w:val="22"/>
-          <w:lang w:val="en-US"/>
-        </w:rPr>
-        <w:t xml:space="preserve"> }}</w:t>
+      <w:r>
+        <w:rPr>
+          <w:rFonts w:asciiTheme="majorHAnsi" w:hAnsiTheme="majorHAnsi" w:cstheme="minorHAnsi"/>
+          <w:color w:val="222222"/>
+          <w:sz w:val="22"/>
+          <w:szCs w:val="22"/>
+          <w:lang w:val="en-US"/>
+        </w:rPr>
+        <w:t>{{ items_protection }}</w:t>
       </w:r>
     </w:p>
     <w:p>
@@ -2818,6 +2322,7 @@
           <w:color w:val="222222"/>
           <w:sz w:val="22"/>
           <w:szCs w:val="22"/>
+          <w:lang w:val="en-US"/>
         </w:rPr>
       </w:pPr>
     </w:p>
@@ -2934,27 +2439,7 @@
           <w:sz w:val="22"/>
           <w:szCs w:val="22"/>
         </w:rPr>
-        <w:t xml:space="preserve">Diseños especiales de extinción de incendios, como: </w:t>
-      </w:r>
-      <w:proofErr w:type="spellStart"/>
-      <w:r>
-        <w:rPr>
-          <w:rFonts w:asciiTheme="majorHAnsi" w:hAnsiTheme="majorHAnsi" w:cs="Arial"/>
-          <w:color w:val="222222"/>
-          <w:sz w:val="22"/>
-          <w:szCs w:val="22"/>
-        </w:rPr>
-        <w:t>preacción</w:t>
-      </w:r>
-      <w:proofErr w:type="spellEnd"/>
-      <w:r>
-        <w:rPr>
-          <w:rFonts w:asciiTheme="majorHAnsi" w:hAnsiTheme="majorHAnsi" w:cs="Arial"/>
-          <w:color w:val="222222"/>
-          <w:sz w:val="22"/>
-          <w:szCs w:val="22"/>
-        </w:rPr>
-        <w:t>, agentes limpios, entre otros.</w:t>
+        <w:t>Diseños especiales de extinción de incendios, como: preacción, agentes limpios, entre otros.</w:t>
       </w:r>
     </w:p>
     <w:p>
@@ -3166,27 +2651,7 @@
           <w:sz w:val="22"/>
           <w:szCs w:val="22"/>
         </w:rPr>
-        <w:t xml:space="preserve">Rediseño en la etapa constructiva, ya que esto hace parte de los planos as </w:t>
-      </w:r>
-      <w:proofErr w:type="spellStart"/>
-      <w:r>
-        <w:rPr>
-          <w:rFonts w:asciiTheme="majorHAnsi" w:hAnsiTheme="majorHAnsi" w:cs="Arial"/>
-          <w:color w:val="222222"/>
-          <w:sz w:val="22"/>
-          <w:szCs w:val="22"/>
-        </w:rPr>
-        <w:t>built</w:t>
-      </w:r>
-      <w:proofErr w:type="spellEnd"/>
-      <w:r>
-        <w:rPr>
-          <w:rFonts w:asciiTheme="majorHAnsi" w:hAnsiTheme="majorHAnsi" w:cs="Arial"/>
-          <w:color w:val="222222"/>
-          <w:sz w:val="22"/>
-          <w:szCs w:val="22"/>
-        </w:rPr>
-        <w:t xml:space="preserve"> que entregará el constructor.</w:t>
+        <w:t>Rediseño en la etapa constructiva, ya que esto hace parte de los planos as built que entregará el constructor.</w:t>
       </w:r>
       <w:r>
         <w:rPr>
@@ -3507,37 +2972,12 @@
                 <w:highlight w:val="yellow"/>
               </w:rPr>
             </w:pPr>
-            <w:proofErr w:type="gramStart"/>
             <w:r>
               <w:rPr>
                 <w:rFonts w:asciiTheme="majorHAnsi" w:hAnsiTheme="majorHAnsi" w:cs="Calibri"/>
                 <w:color w:val="000000"/>
               </w:rPr>
-              <w:t xml:space="preserve">{{ </w:t>
-            </w:r>
-            <w:proofErr w:type="spellStart"/>
-            <w:r>
-              <w:rPr>
-                <w:rFonts w:asciiTheme="majorHAnsi" w:hAnsiTheme="majorHAnsi" w:cs="Calibri"/>
-                <w:color w:val="000000"/>
-              </w:rPr>
-              <w:t>value</w:t>
-            </w:r>
-            <w:proofErr w:type="gramEnd"/>
-            <w:r>
-              <w:rPr>
-                <w:rFonts w:asciiTheme="majorHAnsi" w:hAnsiTheme="majorHAnsi" w:cs="Calibri"/>
-                <w:color w:val="000000"/>
-              </w:rPr>
-              <w:t>_protection</w:t>
-            </w:r>
-            <w:proofErr w:type="spellEnd"/>
-            <w:r>
-              <w:rPr>
-                <w:rFonts w:asciiTheme="majorHAnsi" w:hAnsiTheme="majorHAnsi" w:cs="Calibri"/>
-                <w:color w:val="000000"/>
-              </w:rPr>
-              <w:t xml:space="preserve"> }}</w:t>
+              <w:t>{{ value_protection }}</w:t>
             </w:r>
           </w:p>
         </w:tc>
@@ -3590,37 +3030,12 @@
                 <w:highlight w:val="yellow"/>
               </w:rPr>
             </w:pPr>
-            <w:proofErr w:type="gramStart"/>
             <w:r>
               <w:rPr>
                 <w:rFonts w:asciiTheme="majorHAnsi" w:hAnsiTheme="majorHAnsi" w:cs="Calibri"/>
                 <w:color w:val="000000"/>
               </w:rPr>
-              <w:t xml:space="preserve">{{ </w:t>
-            </w:r>
-            <w:proofErr w:type="spellStart"/>
-            <w:r>
-              <w:rPr>
-                <w:rFonts w:asciiTheme="majorHAnsi" w:hAnsiTheme="majorHAnsi" w:cs="Calibri"/>
-                <w:color w:val="000000"/>
-              </w:rPr>
-              <w:t>value</w:t>
-            </w:r>
-            <w:proofErr w:type="gramEnd"/>
-            <w:r>
-              <w:rPr>
-                <w:rFonts w:asciiTheme="majorHAnsi" w:hAnsiTheme="majorHAnsi" w:cs="Calibri"/>
-                <w:color w:val="000000"/>
-              </w:rPr>
-              <w:t>_detection</w:t>
-            </w:r>
-            <w:proofErr w:type="spellEnd"/>
-            <w:r>
-              <w:rPr>
-                <w:rFonts w:asciiTheme="majorHAnsi" w:hAnsiTheme="majorHAnsi" w:cs="Calibri"/>
-                <w:color w:val="000000"/>
-              </w:rPr>
-              <w:t xml:space="preserve"> }}</w:t>
+              <w:t>{{ value_detection }}</w:t>
             </w:r>
           </w:p>
         </w:tc>
@@ -3676,41 +3091,13 @@
                 <w:highlight w:val="yellow"/>
               </w:rPr>
             </w:pPr>
-            <w:proofErr w:type="gramStart"/>
             <w:r>
               <w:rPr>
                 <w:rFonts w:asciiTheme="majorHAnsi" w:hAnsiTheme="majorHAnsi" w:cs="Calibri"/>
                 <w:b/>
                 <w:color w:val="000000"/>
               </w:rPr>
-              <w:t xml:space="preserve">{{ </w:t>
-            </w:r>
-            <w:proofErr w:type="spellStart"/>
-            <w:r>
-              <w:rPr>
-                <w:rFonts w:asciiTheme="majorHAnsi" w:hAnsiTheme="majorHAnsi" w:cs="Calibri"/>
-                <w:b/>
-                <w:color w:val="000000"/>
-              </w:rPr>
-              <w:t>total</w:t>
-            </w:r>
-            <w:proofErr w:type="gramEnd"/>
-            <w:r>
-              <w:rPr>
-                <w:rFonts w:asciiTheme="majorHAnsi" w:hAnsiTheme="majorHAnsi" w:cs="Calibri"/>
-                <w:b/>
-                <w:color w:val="000000"/>
-              </w:rPr>
-              <w:t>_value</w:t>
-            </w:r>
-            <w:proofErr w:type="spellEnd"/>
-            <w:r>
-              <w:rPr>
-                <w:rFonts w:asciiTheme="majorHAnsi" w:hAnsiTheme="majorHAnsi" w:cs="Calibri"/>
-                <w:b/>
-                <w:color w:val="000000"/>
-              </w:rPr>
-              <w:t xml:space="preserve"> }}</w:t>
+              <w:t>{{ total_value }}</w:t>
             </w:r>
           </w:p>
         </w:tc>
@@ -3749,7 +3136,6 @@
         </w:rPr>
       </w:pPr>
       <w:bookmarkStart w:id="10" w:name="_Hlk211507778"/>
-      <w:proofErr w:type="gramStart"/>
       <w:r>
         <w:rPr>
           <w:rFonts w:asciiTheme="majorHAnsi" w:hAnsiTheme="majorHAnsi" w:cs="Arial"/>
@@ -3758,40 +3144,7 @@
           <w:sz w:val="22"/>
           <w:szCs w:val="22"/>
         </w:rPr>
-        <w:t xml:space="preserve">{{ </w:t>
-      </w:r>
-      <w:proofErr w:type="spellStart"/>
-      <w:r>
-        <w:rPr>
-          <w:rFonts w:asciiTheme="majorHAnsi" w:hAnsiTheme="majorHAnsi" w:cs="Arial"/>
-          <w:bCs/>
-          <w:color w:val="222222"/>
-          <w:sz w:val="22"/>
-          <w:szCs w:val="22"/>
-        </w:rPr>
-        <w:t>total</w:t>
-      </w:r>
-      <w:proofErr w:type="gramEnd"/>
-      <w:r>
-        <w:rPr>
-          <w:rFonts w:asciiTheme="majorHAnsi" w:hAnsiTheme="majorHAnsi" w:cs="Arial"/>
-          <w:bCs/>
-          <w:color w:val="222222"/>
-          <w:sz w:val="22"/>
-          <w:szCs w:val="22"/>
-        </w:rPr>
-        <w:t>_value_text</w:t>
-      </w:r>
-      <w:proofErr w:type="spellEnd"/>
-      <w:r>
-        <w:rPr>
-          <w:rFonts w:asciiTheme="majorHAnsi" w:hAnsiTheme="majorHAnsi" w:cs="Arial"/>
-          <w:bCs/>
-          <w:color w:val="222222"/>
-          <w:sz w:val="22"/>
-          <w:szCs w:val="22"/>
-        </w:rPr>
-        <w:t xml:space="preserve"> }}</w:t>
+        <w:t>{{ total_value_text }}</w:t>
       </w:r>
       <w:bookmarkEnd w:id="10"/>
     </w:p>
@@ -4030,37 +3383,12 @@
                 <w:highlight w:val="yellow"/>
               </w:rPr>
             </w:pPr>
-            <w:proofErr w:type="gramStart"/>
             <w:r>
               <w:rPr>
                 <w:rFonts w:asciiTheme="majorHAnsi" w:hAnsiTheme="majorHAnsi" w:cs="Calibri"/>
                 <w:color w:val="000000"/>
               </w:rPr>
-              <w:t xml:space="preserve">{{ </w:t>
-            </w:r>
-            <w:proofErr w:type="spellStart"/>
-            <w:r>
-              <w:rPr>
-                <w:rFonts w:asciiTheme="majorHAnsi" w:hAnsiTheme="majorHAnsi" w:cs="Calibri"/>
-                <w:color w:val="000000"/>
-              </w:rPr>
-              <w:t>value</w:t>
-            </w:r>
-            <w:proofErr w:type="gramEnd"/>
-            <w:r>
-              <w:rPr>
-                <w:rFonts w:asciiTheme="majorHAnsi" w:hAnsiTheme="majorHAnsi" w:cs="Calibri"/>
-                <w:color w:val="000000"/>
-              </w:rPr>
-              <w:t>_protection_revit</w:t>
-            </w:r>
-            <w:proofErr w:type="spellEnd"/>
-            <w:r>
-              <w:rPr>
-                <w:rFonts w:asciiTheme="majorHAnsi" w:hAnsiTheme="majorHAnsi" w:cs="Calibri"/>
-                <w:color w:val="000000"/>
-              </w:rPr>
-              <w:t xml:space="preserve"> }}</w:t>
+              <w:t>{{ value_protection_revit }}</w:t>
             </w:r>
             <w:r>
               <w:rPr>
@@ -4121,7 +3449,6 @@
                 <w:highlight w:val="yellow"/>
               </w:rPr>
             </w:pPr>
-            <w:proofErr w:type="gramStart"/>
             <w:r>
               <w:rPr>
                 <w:rFonts w:asciiTheme="majorHAnsi" w:hAnsiTheme="majorHAnsi" w:cs="Calibri"/>
@@ -4134,31 +3461,7 @@
                 <w:rFonts w:asciiTheme="majorHAnsi" w:hAnsiTheme="majorHAnsi" w:cs="Calibri"/>
                 <w:color w:val="000000"/>
               </w:rPr>
-              <w:t xml:space="preserve"> </w:t>
-            </w:r>
-            <w:proofErr w:type="spellStart"/>
-            <w:r>
-              <w:rPr>
-                <w:rFonts w:asciiTheme="majorHAnsi" w:hAnsiTheme="majorHAnsi" w:cs="Calibri"/>
-                <w:color w:val="000000"/>
-              </w:rPr>
-              <w:t>value</w:t>
-            </w:r>
-            <w:proofErr w:type="gramEnd"/>
-            <w:r>
-              <w:rPr>
-                <w:rFonts w:asciiTheme="majorHAnsi" w:hAnsiTheme="majorHAnsi" w:cs="Calibri"/>
-                <w:color w:val="000000"/>
-              </w:rPr>
-              <w:t>_detection_revit</w:t>
-            </w:r>
-            <w:proofErr w:type="spellEnd"/>
-            <w:r>
-              <w:rPr>
-                <w:rFonts w:asciiTheme="majorHAnsi" w:hAnsiTheme="majorHAnsi" w:cs="Calibri"/>
-                <w:color w:val="000000"/>
-              </w:rPr>
-              <w:t xml:space="preserve"> </w:t>
+              <w:t xml:space="preserve"> value_detection_revit </w:t>
             </w:r>
             <w:r>
               <w:rPr>
@@ -4229,41 +3532,13 @@
                 <w:highlight w:val="yellow"/>
               </w:rPr>
             </w:pPr>
-            <w:proofErr w:type="gramStart"/>
             <w:r>
               <w:rPr>
                 <w:rFonts w:asciiTheme="majorHAnsi" w:hAnsiTheme="majorHAnsi" w:cs="Calibri"/>
                 <w:b/>
                 <w:color w:val="000000"/>
               </w:rPr>
-              <w:t xml:space="preserve">{{ </w:t>
-            </w:r>
-            <w:proofErr w:type="spellStart"/>
-            <w:r>
-              <w:rPr>
-                <w:rFonts w:asciiTheme="majorHAnsi" w:hAnsiTheme="majorHAnsi" w:cs="Calibri"/>
-                <w:b/>
-                <w:color w:val="000000"/>
-              </w:rPr>
-              <w:t>total</w:t>
-            </w:r>
-            <w:proofErr w:type="gramEnd"/>
-            <w:r>
-              <w:rPr>
-                <w:rFonts w:asciiTheme="majorHAnsi" w:hAnsiTheme="majorHAnsi" w:cs="Calibri"/>
-                <w:b/>
-                <w:color w:val="000000"/>
-              </w:rPr>
-              <w:t>_value_revit</w:t>
-            </w:r>
-            <w:proofErr w:type="spellEnd"/>
-            <w:r>
-              <w:rPr>
-                <w:rFonts w:asciiTheme="majorHAnsi" w:hAnsiTheme="majorHAnsi" w:cs="Calibri"/>
-                <w:b/>
-                <w:color w:val="000000"/>
-              </w:rPr>
-              <w:t xml:space="preserve"> }}</w:t>
+              <w:t>{{ total_value_revit }}</w:t>
             </w:r>
           </w:p>
         </w:tc>
@@ -4302,7 +3577,6 @@
         </w:rPr>
       </w:pPr>
       <w:bookmarkStart w:id="12" w:name="_Hlk211508471"/>
-      <w:proofErr w:type="gramStart"/>
       <w:r>
         <w:rPr>
           <w:rFonts w:asciiTheme="majorHAnsi" w:hAnsiTheme="majorHAnsi" w:cs="Arial"/>
@@ -4311,10 +3585,17 @@
           <w:sz w:val="22"/>
           <w:szCs w:val="22"/>
         </w:rPr>
-        <w:t xml:space="preserve">{{ </w:t>
-      </w:r>
-      <w:proofErr w:type="spellStart"/>
-      <w:r>
+        <w:t>{{ total_value_text_revit }}</w:t>
+      </w:r>
+    </w:p>
+    <w:bookmarkEnd w:id="12"/>
+    <w:p>
+      <w:pPr>
+        <w:pStyle w:val="NormalWeb"/>
+        <w:shd w:val="clear" w:color="auto" w:fill="FFFFFF"/>
+        <w:spacing w:before="0" w:beforeAutospacing="0" w:after="0" w:afterAutospacing="0" w:line="276" w:lineRule="auto"/>
+        <w:jc w:val="both"/>
+        <w:textAlignment w:val="baseline"/>
         <w:rPr>
           <w:rFonts w:asciiTheme="majorHAnsi" w:hAnsiTheme="majorHAnsi" w:cs="Arial"/>
           <w:bCs/>
@@ -4322,10 +3603,15 @@
           <w:sz w:val="22"/>
           <w:szCs w:val="22"/>
         </w:rPr>
-        <w:t>total</w:t>
-      </w:r>
-      <w:proofErr w:type="gramEnd"/>
-      <w:r>
+      </w:pPr>
+    </w:p>
+    <w:p>
+      <w:pPr>
+        <w:pStyle w:val="NormalWeb"/>
+        <w:shd w:val="clear" w:color="auto" w:fill="FFFFFF"/>
+        <w:spacing w:before="0" w:beforeAutospacing="0" w:after="0" w:afterAutospacing="0" w:line="276" w:lineRule="auto"/>
+        <w:jc w:val="both"/>
+        <w:textAlignment w:val="baseline"/>
         <w:rPr>
           <w:rFonts w:asciiTheme="majorHAnsi" w:hAnsiTheme="majorHAnsi" w:cs="Arial"/>
           <w:bCs/>
@@ -4333,21 +3619,110 @@
           <w:sz w:val="22"/>
           <w:szCs w:val="22"/>
         </w:rPr>
-        <w:t>_value_text_revit</w:t>
-      </w:r>
-      <w:proofErr w:type="spellEnd"/>
-      <w:r>
-        <w:rPr>
-          <w:rFonts w:asciiTheme="majorHAnsi" w:hAnsiTheme="majorHAnsi" w:cs="Arial"/>
+      </w:pPr>
+    </w:p>
+    <w:p>
+      <w:pPr>
+        <w:pStyle w:val="NormalWeb"/>
+        <w:shd w:val="clear" w:color="auto" w:fill="FFFFFF"/>
+        <w:spacing w:before="0" w:beforeAutospacing="0" w:after="0" w:afterAutospacing="0" w:line="276" w:lineRule="auto"/>
+        <w:jc w:val="both"/>
+        <w:textAlignment w:val="baseline"/>
+        <w:rPr>
+          <w:rFonts w:asciiTheme="majorHAnsi" w:hAnsiTheme="majorHAnsi" w:cs="Arial"/>
+          <w:color w:val="222222"/>
+          <w:sz w:val="22"/>
+          <w:szCs w:val="22"/>
+        </w:rPr>
+      </w:pPr>
+      <w:bookmarkStart w:id="13" w:name="_Hlk211508511"/>
+      <w:r>
+        <w:rPr>
+          <w:rFonts w:asciiTheme="majorHAnsi" w:hAnsiTheme="majorHAnsi" w:cs="Arial"/>
+          <w:b/>
           <w:bCs/>
           <w:color w:val="222222"/>
           <w:sz w:val="22"/>
           <w:szCs w:val="22"/>
         </w:rPr>
-        <w:t xml:space="preserve"> }}</w:t>
-      </w:r>
-    </w:p>
-    <w:bookmarkEnd w:id="12"/>
+        <w:t>{{ note_title_1 }}</w:t>
+      </w:r>
+      <w:r>
+        <w:rPr>
+          <w:rFonts w:asciiTheme="majorHAnsi" w:hAnsiTheme="majorHAnsi" w:cs="Arial"/>
+          <w:b/>
+          <w:bCs/>
+          <w:color w:val="222222"/>
+          <w:sz w:val="22"/>
+          <w:szCs w:val="22"/>
+        </w:rPr>
+        <w:t xml:space="preserve"> </w:t>
+      </w:r>
+      <w:r>
+        <w:rPr>
+          <w:rFonts w:asciiTheme="majorHAnsi" w:hAnsiTheme="majorHAnsi" w:cs="Arial"/>
+          <w:color w:val="222222"/>
+          <w:sz w:val="22"/>
+          <w:szCs w:val="22"/>
+        </w:rPr>
+        <w:t xml:space="preserve">Los precios arriba mencionados son para el año </w:t>
+      </w:r>
+      <w:r>
+        <w:rPr>
+          <w:rFonts w:asciiTheme="majorHAnsi" w:hAnsiTheme="majorHAnsi" w:cs="Arial"/>
+          <w:color w:val="222222"/>
+          <w:sz w:val="22"/>
+          <w:szCs w:val="22"/>
+        </w:rPr>
+        <w:t>{{ current_year }}</w:t>
+      </w:r>
+      <w:r>
+        <w:rPr>
+          <w:rFonts w:asciiTheme="majorHAnsi" w:hAnsiTheme="majorHAnsi" w:cs="Arial"/>
+          <w:color w:val="222222"/>
+          <w:sz w:val="22"/>
+          <w:szCs w:val="22"/>
+        </w:rPr>
+        <w:t xml:space="preserve">, en caso que el proyecto se extienda en duración a años siguientes, </w:t>
+      </w:r>
+      <w:r>
+        <w:rPr>
+          <w:rFonts w:asciiTheme="majorHAnsi" w:hAnsiTheme="majorHAnsi" w:cs="Arial"/>
+          <w:color w:val="222222"/>
+          <w:sz w:val="22"/>
+          <w:szCs w:val="22"/>
+        </w:rPr>
+        <w:t xml:space="preserve">o que la factura sea emitida en años siguientes, </w:t>
+      </w:r>
+      <w:r>
+        <w:rPr>
+          <w:rFonts w:asciiTheme="majorHAnsi" w:hAnsiTheme="majorHAnsi" w:cs="Arial"/>
+          <w:color w:val="222222"/>
+          <w:sz w:val="22"/>
+          <w:szCs w:val="22"/>
+        </w:rPr>
+        <w:t>los valores se incrementarán en el IPC + 3 puntos porcentuales</w:t>
+      </w:r>
+      <w:r>
+        <w:rPr>
+          <w:rFonts w:asciiTheme="majorHAnsi" w:hAnsiTheme="majorHAnsi" w:cs="Arial"/>
+          <w:color w:val="222222"/>
+          <w:sz w:val="22"/>
+          <w:szCs w:val="22"/>
+        </w:rPr>
+        <w:t>.</w:t>
+      </w:r>
+      <w:bookmarkStart w:id="14" w:name="_Hlk211607073"/>
+      <w:r>
+        <w:rPr>
+          <w:rFonts w:asciiTheme="majorHAnsi" w:hAnsiTheme="majorHAnsi" w:cs="Arial"/>
+          <w:color w:val="222222"/>
+          <w:sz w:val="22"/>
+          <w:szCs w:val="22"/>
+        </w:rPr>
+        <w:t>{% if note_text_1 %}</w:t>
+      </w:r>
+    </w:p>
     <w:p>
       <w:pPr>
         <w:pStyle w:val="NormalWeb"/>
@@ -4357,12 +3732,69 @@
         <w:textAlignment w:val="baseline"/>
         <w:rPr>
           <w:rFonts w:asciiTheme="majorHAnsi" w:hAnsiTheme="majorHAnsi" w:cs="Arial"/>
+          <w:color w:val="222222"/>
+          <w:sz w:val="22"/>
+          <w:szCs w:val="22"/>
+          <w:u w:val="single"/>
+        </w:rPr>
+      </w:pPr>
+    </w:p>
+    <w:p>
+      <w:pPr>
+        <w:pStyle w:val="NormalWeb"/>
+        <w:shd w:val="clear" w:color="auto" w:fill="FFFFFF"/>
+        <w:spacing w:before="0" w:beforeAutospacing="0" w:after="0" w:afterAutospacing="0" w:line="276" w:lineRule="auto"/>
+        <w:jc w:val="both"/>
+        <w:textAlignment w:val="baseline"/>
+        <w:rPr>
+          <w:rFonts w:asciiTheme="majorHAnsi" w:hAnsiTheme="majorHAnsi"/>
+          <w:sz w:val="22"/>
+          <w:szCs w:val="22"/>
+          <w:lang w:val="en-US"/>
+        </w:rPr>
+      </w:pPr>
+      <w:r>
+        <w:rPr>
+          <w:rFonts w:asciiTheme="majorHAnsi" w:hAnsiTheme="majorHAnsi" w:cs="Arial"/>
+          <w:b/>
           <w:bCs/>
           <w:color w:val="222222"/>
           <w:sz w:val="22"/>
           <w:szCs w:val="22"/>
-        </w:rPr>
-      </w:pPr>
+          <w:lang w:val="en-US"/>
+        </w:rPr>
+        <w:t>{{ note_title_2 }}</w:t>
+      </w:r>
+      <w:r>
+        <w:rPr>
+          <w:rFonts w:asciiTheme="majorHAnsi" w:hAnsiTheme="majorHAnsi" w:cs="Arial"/>
+          <w:b/>
+          <w:bCs/>
+          <w:color w:val="222222"/>
+          <w:sz w:val="22"/>
+          <w:szCs w:val="22"/>
+          <w:lang w:val="en-US"/>
+        </w:rPr>
+        <w:t xml:space="preserve"> </w:t>
+      </w:r>
+      <w:r>
+        <w:rPr>
+          <w:rFonts w:asciiTheme="majorHAnsi" w:hAnsiTheme="majorHAnsi"/>
+          <w:sz w:val="22"/>
+          <w:szCs w:val="22"/>
+          <w:lang w:val="en-US"/>
+        </w:rPr>
+        <w:t>{{ note_text_1 }}</w:t>
+      </w:r>
+      <w:r>
+        <w:rPr>
+          <w:rFonts w:asciiTheme="majorHAnsi" w:hAnsiTheme="majorHAnsi"/>
+          <w:sz w:val="22"/>
+          <w:szCs w:val="22"/>
+          <w:lang w:val="en-US"/>
+        </w:rPr>
+        <w:t>{% endif %}{% if note_text_2 %}</w:t>
+      </w:r>
     </w:p>
     <w:p>
       <w:pPr>
@@ -4373,10 +3805,12 @@
         <w:textAlignment w:val="baseline"/>
         <w:rPr>
           <w:rFonts w:asciiTheme="majorHAnsi" w:hAnsiTheme="majorHAnsi" w:cs="Arial"/>
+          <w:b/>
           <w:bCs/>
           <w:color w:val="222222"/>
           <w:sz w:val="22"/>
           <w:szCs w:val="22"/>
+          <w:lang w:val="en-US"/>
         </w:rPr>
       </w:pPr>
     </w:p>
@@ -4388,14 +3822,12 @@
         <w:jc w:val="both"/>
         <w:textAlignment w:val="baseline"/>
         <w:rPr>
-          <w:rFonts w:asciiTheme="majorHAnsi" w:hAnsiTheme="majorHAnsi" w:cs="Arial"/>
-          <w:color w:val="222222"/>
-          <w:sz w:val="22"/>
-          <w:szCs w:val="22"/>
-        </w:rPr>
-      </w:pPr>
-      <w:bookmarkStart w:id="13" w:name="_Hlk211508511"/>
-      <w:proofErr w:type="gramStart"/>
+          <w:rFonts w:asciiTheme="majorHAnsi" w:hAnsiTheme="majorHAnsi"/>
+          <w:sz w:val="22"/>
+          <w:szCs w:val="22"/>
+          <w:lang w:val="en-US"/>
+        </w:rPr>
+      </w:pPr>
       <w:r>
         <w:rPr>
           <w:rFonts w:asciiTheme="majorHAnsi" w:hAnsiTheme="majorHAnsi" w:cs="Arial"/>
@@ -4404,10 +3836,10 @@
           <w:color w:val="222222"/>
           <w:sz w:val="22"/>
           <w:szCs w:val="22"/>
-        </w:rPr>
-        <w:t>{{ note</w:t>
-      </w:r>
-      <w:proofErr w:type="gramEnd"/>
+          <w:lang w:val="en-US"/>
+        </w:rPr>
+        <w:t>{{ note_title_3 }}</w:t>
+      </w:r>
       <w:r>
         <w:rPr>
           <w:rFonts w:asciiTheme="majorHAnsi" w:hAnsiTheme="majorHAnsi" w:cs="Arial"/>
@@ -4416,10 +3848,36 @@
           <w:color w:val="222222"/>
           <w:sz w:val="22"/>
           <w:szCs w:val="22"/>
-        </w:rPr>
-        <w:t>_title_1 }}</w:t>
-      </w:r>
-      <w:r>
+          <w:lang w:val="en-US"/>
+        </w:rPr>
+        <w:t xml:space="preserve"> </w:t>
+      </w:r>
+      <w:r>
+        <w:rPr>
+          <w:rFonts w:asciiTheme="majorHAnsi" w:hAnsiTheme="majorHAnsi"/>
+          <w:sz w:val="22"/>
+          <w:szCs w:val="22"/>
+          <w:lang w:val="en-US"/>
+        </w:rPr>
+        <w:t>{{ note_text_2 }}</w:t>
+      </w:r>
+      <w:r>
+        <w:rPr>
+          <w:rFonts w:asciiTheme="majorHAnsi" w:hAnsiTheme="majorHAnsi"/>
+          <w:sz w:val="22"/>
+          <w:szCs w:val="22"/>
+          <w:lang w:val="en-US"/>
+        </w:rPr>
+        <w:t>{% endif %}{% if note_text_3 %}</w:t>
+      </w:r>
+    </w:p>
+    <w:p>
+      <w:pPr>
+        <w:pStyle w:val="NormalWeb"/>
+        <w:shd w:val="clear" w:color="auto" w:fill="FFFFFF"/>
+        <w:spacing w:before="0" w:beforeAutospacing="0" w:after="0" w:afterAutospacing="0" w:line="276" w:lineRule="auto"/>
+        <w:jc w:val="both"/>
+        <w:textAlignment w:val="baseline"/>
         <w:rPr>
           <w:rFonts w:asciiTheme="majorHAnsi" w:hAnsiTheme="majorHAnsi" w:cs="Arial"/>
           <w:b/>
@@ -4427,112 +3885,65 @@
           <w:color w:val="222222"/>
           <w:sz w:val="22"/>
           <w:szCs w:val="22"/>
+          <w:lang w:val="en-US"/>
+        </w:rPr>
+      </w:pPr>
+    </w:p>
+    <w:p>
+      <w:pPr>
+        <w:pStyle w:val="NormalWeb"/>
+        <w:shd w:val="clear" w:color="auto" w:fill="FFFFFF"/>
+        <w:spacing w:before="0" w:beforeAutospacing="0" w:after="0" w:afterAutospacing="0" w:line="276" w:lineRule="auto"/>
+        <w:jc w:val="both"/>
+        <w:textAlignment w:val="baseline"/>
+        <w:rPr>
+          <w:rFonts w:asciiTheme="majorHAnsi" w:hAnsiTheme="majorHAnsi"/>
+          <w:sz w:val="22"/>
+          <w:szCs w:val="22"/>
+          <w:lang w:val="en-US"/>
+        </w:rPr>
+      </w:pPr>
+      <w:r>
+        <w:rPr>
+          <w:rFonts w:asciiTheme="majorHAnsi" w:hAnsiTheme="majorHAnsi" w:cs="Arial"/>
+          <w:b/>
+          <w:bCs/>
+          <w:color w:val="222222"/>
+          <w:sz w:val="22"/>
+          <w:szCs w:val="22"/>
+          <w:lang w:val="en-US"/>
+        </w:rPr>
+        <w:t>{{ note_title_4 }}</w:t>
+      </w:r>
+      <w:r>
+        <w:rPr>
+          <w:rFonts w:asciiTheme="majorHAnsi" w:hAnsiTheme="majorHAnsi" w:cs="Arial"/>
+          <w:b/>
+          <w:bCs/>
+          <w:color w:val="222222"/>
+          <w:sz w:val="22"/>
+          <w:szCs w:val="22"/>
+          <w:lang w:val="en-US"/>
         </w:rPr>
         <w:t xml:space="preserve"> </w:t>
       </w:r>
       <w:r>
         <w:rPr>
-          <w:rFonts w:asciiTheme="majorHAnsi" w:hAnsiTheme="majorHAnsi" w:cs="Arial"/>
-          <w:color w:val="222222"/>
-          <w:sz w:val="22"/>
-          <w:szCs w:val="22"/>
-        </w:rPr>
-        <w:t xml:space="preserve">Los precios arriba mencionados son para el año </w:t>
-      </w:r>
-      <w:r>
-        <w:rPr>
-          <w:rFonts w:asciiTheme="majorHAnsi" w:hAnsiTheme="majorHAnsi" w:cs="Arial"/>
-          <w:color w:val="222222"/>
-          <w:sz w:val="22"/>
-          <w:szCs w:val="22"/>
-        </w:rPr>
-        <w:t xml:space="preserve">{{ </w:t>
-      </w:r>
-      <w:proofErr w:type="spellStart"/>
-      <w:r>
-        <w:rPr>
-          <w:rFonts w:asciiTheme="majorHAnsi" w:hAnsiTheme="majorHAnsi" w:cs="Arial"/>
-          <w:color w:val="222222"/>
-          <w:sz w:val="22"/>
-          <w:szCs w:val="22"/>
-        </w:rPr>
-        <w:t>current_year</w:t>
-      </w:r>
-      <w:proofErr w:type="spellEnd"/>
-      <w:r>
-        <w:rPr>
-          <w:rFonts w:asciiTheme="majorHAnsi" w:hAnsiTheme="majorHAnsi" w:cs="Arial"/>
-          <w:color w:val="222222"/>
-          <w:sz w:val="22"/>
-          <w:szCs w:val="22"/>
-        </w:rPr>
-        <w:t xml:space="preserve"> }}</w:t>
-      </w:r>
-      <w:r>
-        <w:rPr>
-          <w:rFonts w:asciiTheme="majorHAnsi" w:hAnsiTheme="majorHAnsi" w:cs="Arial"/>
-          <w:color w:val="222222"/>
-          <w:sz w:val="22"/>
-          <w:szCs w:val="22"/>
-        </w:rPr>
-        <w:t xml:space="preserve">, en caso que el proyecto se extienda en duración a años siguientes, </w:t>
-      </w:r>
-      <w:r>
-        <w:rPr>
-          <w:rFonts w:asciiTheme="majorHAnsi" w:hAnsiTheme="majorHAnsi" w:cs="Arial"/>
-          <w:color w:val="222222"/>
-          <w:sz w:val="22"/>
-          <w:szCs w:val="22"/>
-        </w:rPr>
-        <w:t xml:space="preserve">o que la factura sea emitida en años siguientes, </w:t>
-      </w:r>
-      <w:r>
-        <w:rPr>
-          <w:rFonts w:asciiTheme="majorHAnsi" w:hAnsiTheme="majorHAnsi" w:cs="Arial"/>
-          <w:color w:val="222222"/>
-          <w:sz w:val="22"/>
-          <w:szCs w:val="22"/>
-        </w:rPr>
-        <w:t>los valores se incrementarán en el IPC + 3 puntos porcentuales</w:t>
-      </w:r>
-      <w:r>
-        <w:rPr>
-          <w:rFonts w:asciiTheme="majorHAnsi" w:hAnsiTheme="majorHAnsi" w:cs="Arial"/>
-          <w:color w:val="222222"/>
-          <w:sz w:val="22"/>
-          <w:szCs w:val="22"/>
-        </w:rPr>
-        <w:t>.</w:t>
-      </w:r>
-      <w:bookmarkStart w:id="14" w:name="_Hlk211607073"/>
-      <w:r>
-        <w:rPr>
-          <w:rFonts w:asciiTheme="majorHAnsi" w:hAnsiTheme="majorHAnsi" w:cs="Arial"/>
-          <w:color w:val="222222"/>
-          <w:sz w:val="22"/>
-          <w:szCs w:val="22"/>
-        </w:rPr>
-        <w:t xml:space="preserve">{% </w:t>
-      </w:r>
-      <w:proofErr w:type="spellStart"/>
-      <w:r>
-        <w:rPr>
-          <w:rFonts w:asciiTheme="majorHAnsi" w:hAnsiTheme="majorHAnsi" w:cs="Arial"/>
-          <w:color w:val="222222"/>
-          <w:sz w:val="22"/>
-          <w:szCs w:val="22"/>
-        </w:rPr>
-        <w:t>if</w:t>
-      </w:r>
-      <w:proofErr w:type="spellEnd"/>
-      <w:r>
-        <w:rPr>
-          <w:rFonts w:asciiTheme="majorHAnsi" w:hAnsiTheme="majorHAnsi" w:cs="Arial"/>
-          <w:color w:val="222222"/>
-          <w:sz w:val="22"/>
-          <w:szCs w:val="22"/>
-        </w:rPr>
-        <w:t xml:space="preserve"> note_text_1 %}</w:t>
+          <w:rFonts w:asciiTheme="majorHAnsi" w:hAnsiTheme="majorHAnsi"/>
+          <w:sz w:val="22"/>
+          <w:szCs w:val="22"/>
+          <w:lang w:val="en-US"/>
+        </w:rPr>
+        <w:t>{{ note_text_3 }}</w:t>
+      </w:r>
+      <w:r>
+        <w:rPr>
+          <w:rFonts w:asciiTheme="majorHAnsi" w:hAnsiTheme="majorHAnsi"/>
+          <w:sz w:val="22"/>
+          <w:szCs w:val="22"/>
+          <w:lang w:val="en-US"/>
+        </w:rPr>
+        <w:t>{% endif %}{% if note_text_4 %}</w:t>
       </w:r>
     </w:p>
     <w:p>
@@ -4544,10 +3955,12 @@
         <w:textAlignment w:val="baseline"/>
         <w:rPr>
           <w:rFonts w:asciiTheme="majorHAnsi" w:hAnsiTheme="majorHAnsi" w:cs="Arial"/>
-          <w:color w:val="222222"/>
-          <w:sz w:val="22"/>
-          <w:szCs w:val="22"/>
-          <w:u w:val="single"/>
+          <w:b/>
+          <w:bCs/>
+          <w:color w:val="222222"/>
+          <w:sz w:val="22"/>
+          <w:szCs w:val="22"/>
+          <w:lang w:val="en-US"/>
         </w:rPr>
       </w:pPr>
     </w:p>
@@ -4565,7 +3978,6 @@
           <w:lang w:val="en-US"/>
         </w:rPr>
       </w:pPr>
-      <w:proofErr w:type="gramStart"/>
       <w:r>
         <w:rPr>
           <w:rFonts w:asciiTheme="majorHAnsi" w:hAnsiTheme="majorHAnsi" w:cs="Arial"/>
@@ -4576,9 +3988,8 @@
           <w:szCs w:val="22"/>
           <w:lang w:val="en-US"/>
         </w:rPr>
-        <w:t>{{ note</w:t>
-      </w:r>
-      <w:proofErr w:type="gramEnd"/>
+        <w:t>{{ note_title_5 }}</w:t>
+      </w:r>
       <w:r>
         <w:rPr>
           <w:rFonts w:asciiTheme="majorHAnsi" w:hAnsiTheme="majorHAnsi" w:cs="Arial"/>
@@ -4589,9 +4000,34 @@
           <w:szCs w:val="22"/>
           <w:lang w:val="en-US"/>
         </w:rPr>
-        <w:t>_title_2 }}</w:t>
-      </w:r>
-      <w:r>
+        <w:t xml:space="preserve"> </w:t>
+      </w:r>
+      <w:r>
+        <w:rPr>
+          <w:rFonts w:asciiTheme="majorHAnsi" w:hAnsiTheme="majorHAnsi"/>
+          <w:sz w:val="22"/>
+          <w:szCs w:val="22"/>
+          <w:lang w:val="en-US"/>
+        </w:rPr>
+        <w:t>{{ note_text_4 }}</w:t>
+      </w:r>
+      <w:r>
+        <w:rPr>
+          <w:rFonts w:asciiTheme="majorHAnsi" w:hAnsiTheme="majorHAnsi"/>
+          <w:sz w:val="22"/>
+          <w:szCs w:val="22"/>
+          <w:lang w:val="en-US"/>
+        </w:rPr>
+        <w:t>{% endif %}{% if note_text_5 %}</w:t>
+      </w:r>
+    </w:p>
+    <w:p>
+      <w:pPr>
+        <w:pStyle w:val="NormalWeb"/>
+        <w:shd w:val="clear" w:color="auto" w:fill="FFFFFF"/>
+        <w:spacing w:before="0" w:beforeAutospacing="0" w:after="0" w:afterAutospacing="0" w:line="276" w:lineRule="auto"/>
+        <w:jc w:val="both"/>
+        <w:textAlignment w:val="baseline"/>
         <w:rPr>
           <w:rFonts w:asciiTheme="majorHAnsi" w:hAnsiTheme="majorHAnsi" w:cs="Arial"/>
           <w:b/>
@@ -4601,6 +4037,44 @@
           <w:szCs w:val="22"/>
           <w:lang w:val="en-US"/>
         </w:rPr>
+      </w:pPr>
+    </w:p>
+    <w:p>
+      <w:pPr>
+        <w:pStyle w:val="NormalWeb"/>
+        <w:shd w:val="clear" w:color="auto" w:fill="FFFFFF"/>
+        <w:spacing w:before="0" w:beforeAutospacing="0" w:after="0" w:afterAutospacing="0" w:line="276" w:lineRule="auto"/>
+        <w:jc w:val="both"/>
+        <w:textAlignment w:val="baseline"/>
+        <w:rPr>
+          <w:rFonts w:asciiTheme="majorHAnsi" w:hAnsiTheme="majorHAnsi"/>
+          <w:sz w:val="22"/>
+          <w:szCs w:val="22"/>
+          <w:lang w:val="en-US"/>
+        </w:rPr>
+      </w:pPr>
+      <w:r>
+        <w:rPr>
+          <w:rFonts w:asciiTheme="majorHAnsi" w:hAnsiTheme="majorHAnsi" w:cs="Arial"/>
+          <w:b/>
+          <w:bCs/>
+          <w:color w:val="222222"/>
+          <w:sz w:val="22"/>
+          <w:szCs w:val="22"/>
+          <w:lang w:val="en-US"/>
+        </w:rPr>
+        <w:t>{{ note_title_6 }}</w:t>
+      </w:r>
+      <w:r>
+        <w:rPr>
+          <w:rFonts w:asciiTheme="majorHAnsi" w:hAnsiTheme="majorHAnsi" w:cs="Arial"/>
+          <w:b/>
+          <w:bCs/>
+          <w:color w:val="222222"/>
+          <w:sz w:val="22"/>
+          <w:szCs w:val="22"/>
+          <w:lang w:val="en-US"/>
+        </w:rPr>
         <w:t xml:space="preserve"> </w:t>
       </w:r>
       <w:r>
@@ -4610,7 +4084,7 @@
           <w:szCs w:val="22"/>
           <w:lang w:val="en-US"/>
         </w:rPr>
-        <w:t>{{ note_text_1 }}</w:t>
+        <w:t>{{ note_text_5 }}</w:t>
       </w:r>
       <w:r>
         <w:rPr>
@@ -4619,7 +4093,7 @@
           <w:szCs w:val="22"/>
           <w:lang w:val="en-US"/>
         </w:rPr>
-        <w:t>{% endif %}{% if note_text_2 %}</w:t>
+        <w:t>{% endif %}{% if note_text_6 %}</w:t>
       </w:r>
     </w:p>
     <w:p>
@@ -4654,7 +4128,6 @@
           <w:lang w:val="en-US"/>
         </w:rPr>
       </w:pPr>
-      <w:proofErr w:type="gramStart"/>
       <w:r>
         <w:rPr>
           <w:rFonts w:asciiTheme="majorHAnsi" w:hAnsiTheme="majorHAnsi" w:cs="Arial"/>
@@ -4665,9 +4138,8 @@
           <w:szCs w:val="22"/>
           <w:lang w:val="en-US"/>
         </w:rPr>
-        <w:t>{{ note</w:t>
-      </w:r>
-      <w:proofErr w:type="gramEnd"/>
+        <w:t>{{ note_title_7 }}</w:t>
+      </w:r>
       <w:r>
         <w:rPr>
           <w:rFonts w:asciiTheme="majorHAnsi" w:hAnsiTheme="majorHAnsi" w:cs="Arial"/>
@@ -4678,9 +4150,34 @@
           <w:szCs w:val="22"/>
           <w:lang w:val="en-US"/>
         </w:rPr>
-        <w:t>_title_3 }}</w:t>
-      </w:r>
-      <w:r>
+        <w:t xml:space="preserve"> </w:t>
+      </w:r>
+      <w:r>
+        <w:rPr>
+          <w:rFonts w:asciiTheme="majorHAnsi" w:hAnsiTheme="majorHAnsi"/>
+          <w:sz w:val="22"/>
+          <w:szCs w:val="22"/>
+          <w:lang w:val="en-US"/>
+        </w:rPr>
+        <w:t>{{ note_text_6 }}</w:t>
+      </w:r>
+      <w:r>
+        <w:rPr>
+          <w:rFonts w:asciiTheme="majorHAnsi" w:hAnsiTheme="majorHAnsi"/>
+          <w:sz w:val="22"/>
+          <w:szCs w:val="22"/>
+          <w:lang w:val="en-US"/>
+        </w:rPr>
+        <w:t>{% endif %}{% if note_text_7 %}</w:t>
+      </w:r>
+    </w:p>
+    <w:p>
+      <w:pPr>
+        <w:pStyle w:val="NormalWeb"/>
+        <w:shd w:val="clear" w:color="auto" w:fill="FFFFFF"/>
+        <w:spacing w:before="0" w:beforeAutospacing="0" w:after="0" w:afterAutospacing="0" w:line="276" w:lineRule="auto"/>
+        <w:jc w:val="both"/>
+        <w:textAlignment w:val="baseline"/>
         <w:rPr>
           <w:rFonts w:asciiTheme="majorHAnsi" w:hAnsiTheme="majorHAnsi" w:cs="Arial"/>
           <w:b/>
@@ -4690,6 +4187,44 @@
           <w:szCs w:val="22"/>
           <w:lang w:val="en-US"/>
         </w:rPr>
+      </w:pPr>
+    </w:p>
+    <w:p>
+      <w:pPr>
+        <w:pStyle w:val="NormalWeb"/>
+        <w:shd w:val="clear" w:color="auto" w:fill="FFFFFF"/>
+        <w:spacing w:before="0" w:beforeAutospacing="0" w:after="0" w:afterAutospacing="0" w:line="276" w:lineRule="auto"/>
+        <w:jc w:val="both"/>
+        <w:textAlignment w:val="baseline"/>
+        <w:rPr>
+          <w:rFonts w:asciiTheme="majorHAnsi" w:hAnsiTheme="majorHAnsi"/>
+          <w:sz w:val="22"/>
+          <w:szCs w:val="22"/>
+          <w:lang w:val="en-US"/>
+        </w:rPr>
+      </w:pPr>
+      <w:r>
+        <w:rPr>
+          <w:rFonts w:asciiTheme="majorHAnsi" w:hAnsiTheme="majorHAnsi" w:cs="Arial"/>
+          <w:b/>
+          <w:bCs/>
+          <w:color w:val="222222"/>
+          <w:sz w:val="22"/>
+          <w:szCs w:val="22"/>
+          <w:lang w:val="en-US"/>
+        </w:rPr>
+        <w:t>{{ note_title_8 }}</w:t>
+      </w:r>
+      <w:r>
+        <w:rPr>
+          <w:rFonts w:asciiTheme="majorHAnsi" w:hAnsiTheme="majorHAnsi" w:cs="Arial"/>
+          <w:b/>
+          <w:bCs/>
+          <w:color w:val="222222"/>
+          <w:sz w:val="22"/>
+          <w:szCs w:val="22"/>
+          <w:lang w:val="en-US"/>
+        </w:rPr>
         <w:t xml:space="preserve"> </w:t>
       </w:r>
       <w:r>
@@ -4699,7 +4234,7 @@
           <w:szCs w:val="22"/>
           <w:lang w:val="en-US"/>
         </w:rPr>
-        <w:t>{{ note_text_2 }}</w:t>
+        <w:t>{{ note_text_7 }}</w:t>
       </w:r>
       <w:r>
         <w:rPr>
@@ -4708,7 +4243,7 @@
           <w:szCs w:val="22"/>
           <w:lang w:val="en-US"/>
         </w:rPr>
-        <w:t>{% endif %}{% if note_text_3 %}</w:t>
+        <w:t>{% endif %}{% if note_text_8 %}</w:t>
       </w:r>
     </w:p>
     <w:p>
@@ -4743,7 +4278,6 @@
           <w:lang w:val="en-US"/>
         </w:rPr>
       </w:pPr>
-      <w:proofErr w:type="gramStart"/>
       <w:r>
         <w:rPr>
           <w:rFonts w:asciiTheme="majorHAnsi" w:hAnsiTheme="majorHAnsi" w:cs="Arial"/>
@@ -4754,9 +4288,8 @@
           <w:szCs w:val="22"/>
           <w:lang w:val="en-US"/>
         </w:rPr>
-        <w:t>{{ note</w:t>
-      </w:r>
-      <w:proofErr w:type="gramEnd"/>
+        <w:t>{{ note_title_9 }}</w:t>
+      </w:r>
       <w:r>
         <w:rPr>
           <w:rFonts w:asciiTheme="majorHAnsi" w:hAnsiTheme="majorHAnsi" w:cs="Arial"/>
@@ -4767,9 +4300,34 @@
           <w:szCs w:val="22"/>
           <w:lang w:val="en-US"/>
         </w:rPr>
-        <w:t>_title_4 }}</w:t>
-      </w:r>
-      <w:r>
+        <w:t xml:space="preserve"> </w:t>
+      </w:r>
+      <w:r>
+        <w:rPr>
+          <w:rFonts w:asciiTheme="majorHAnsi" w:hAnsiTheme="majorHAnsi"/>
+          <w:sz w:val="22"/>
+          <w:szCs w:val="22"/>
+          <w:lang w:val="en-US"/>
+        </w:rPr>
+        <w:t>{{ note_text_8 }}</w:t>
+      </w:r>
+      <w:r>
+        <w:rPr>
+          <w:rFonts w:asciiTheme="majorHAnsi" w:hAnsiTheme="majorHAnsi"/>
+          <w:sz w:val="22"/>
+          <w:szCs w:val="22"/>
+          <w:lang w:val="en-US"/>
+        </w:rPr>
+        <w:t>{% endif %}{% if note_text_9 %}</w:t>
+      </w:r>
+    </w:p>
+    <w:p>
+      <w:pPr>
+        <w:pStyle w:val="NormalWeb"/>
+        <w:shd w:val="clear" w:color="auto" w:fill="FFFFFF"/>
+        <w:spacing w:before="0" w:beforeAutospacing="0" w:after="0" w:afterAutospacing="0" w:line="276" w:lineRule="auto"/>
+        <w:jc w:val="both"/>
+        <w:textAlignment w:val="baseline"/>
         <w:rPr>
           <w:rFonts w:asciiTheme="majorHAnsi" w:hAnsiTheme="majorHAnsi" w:cs="Arial"/>
           <w:b/>
@@ -4779,6 +4337,44 @@
           <w:szCs w:val="22"/>
           <w:lang w:val="en-US"/>
         </w:rPr>
+      </w:pPr>
+    </w:p>
+    <w:p>
+      <w:pPr>
+        <w:pStyle w:val="NormalWeb"/>
+        <w:shd w:val="clear" w:color="auto" w:fill="FFFFFF"/>
+        <w:spacing w:before="0" w:beforeAutospacing="0" w:after="0" w:afterAutospacing="0" w:line="276" w:lineRule="auto"/>
+        <w:jc w:val="both"/>
+        <w:textAlignment w:val="baseline"/>
+        <w:rPr>
+          <w:rFonts w:asciiTheme="majorHAnsi" w:hAnsiTheme="majorHAnsi"/>
+          <w:sz w:val="22"/>
+          <w:szCs w:val="22"/>
+          <w:lang w:val="en-US"/>
+        </w:rPr>
+      </w:pPr>
+      <w:r>
+        <w:rPr>
+          <w:rFonts w:asciiTheme="majorHAnsi" w:hAnsiTheme="majorHAnsi" w:cs="Arial"/>
+          <w:b/>
+          <w:bCs/>
+          <w:color w:val="222222"/>
+          <w:sz w:val="22"/>
+          <w:szCs w:val="22"/>
+          <w:lang w:val="en-US"/>
+        </w:rPr>
+        <w:t>{{ note_title_10 }}</w:t>
+      </w:r>
+      <w:r>
+        <w:rPr>
+          <w:rFonts w:asciiTheme="majorHAnsi" w:hAnsiTheme="majorHAnsi" w:cs="Arial"/>
+          <w:b/>
+          <w:bCs/>
+          <w:color w:val="222222"/>
+          <w:sz w:val="22"/>
+          <w:szCs w:val="22"/>
+          <w:lang w:val="en-US"/>
+        </w:rPr>
         <w:t xml:space="preserve"> </w:t>
       </w:r>
       <w:r>
@@ -4788,7 +4384,7 @@
           <w:szCs w:val="22"/>
           <w:lang w:val="en-US"/>
         </w:rPr>
-        <w:t>{{ note_text_3 }}</w:t>
+        <w:t>{{ note_text_9 }}</w:t>
       </w:r>
       <w:r>
         <w:rPr>
@@ -4797,7 +4393,7 @@
           <w:szCs w:val="22"/>
           <w:lang w:val="en-US"/>
         </w:rPr>
-        <w:t>{% endif %}{% if note_text_4 %}</w:t>
+        <w:t>{% endif %}{% if note_text_10 %}</w:t>
       </w:r>
     </w:p>
     <w:p>
@@ -4832,7 +4428,6 @@
           <w:lang w:val="en-US"/>
         </w:rPr>
       </w:pPr>
-      <w:proofErr w:type="gramStart"/>
       <w:r>
         <w:rPr>
           <w:rFonts w:asciiTheme="majorHAnsi" w:hAnsiTheme="majorHAnsi" w:cs="Arial"/>
@@ -4843,554 +4438,7 @@
           <w:szCs w:val="22"/>
           <w:lang w:val="en-US"/>
         </w:rPr>
-        <w:t>{{ note</w:t>
-      </w:r>
-      <w:proofErr w:type="gramEnd"/>
-      <w:r>
-        <w:rPr>
-          <w:rFonts w:asciiTheme="majorHAnsi" w:hAnsiTheme="majorHAnsi" w:cs="Arial"/>
-          <w:b/>
-          <w:bCs/>
-          <w:color w:val="222222"/>
-          <w:sz w:val="22"/>
-          <w:szCs w:val="22"/>
-          <w:lang w:val="en-US"/>
-        </w:rPr>
-        <w:t>_title_5 }}</w:t>
-      </w:r>
-      <w:r>
-        <w:rPr>
-          <w:rFonts w:asciiTheme="majorHAnsi" w:hAnsiTheme="majorHAnsi" w:cs="Arial"/>
-          <w:b/>
-          <w:bCs/>
-          <w:color w:val="222222"/>
-          <w:sz w:val="22"/>
-          <w:szCs w:val="22"/>
-          <w:lang w:val="en-US"/>
-        </w:rPr>
-        <w:t xml:space="preserve"> </w:t>
-      </w:r>
-      <w:r>
-        <w:rPr>
-          <w:rFonts w:asciiTheme="majorHAnsi" w:hAnsiTheme="majorHAnsi"/>
-          <w:sz w:val="22"/>
-          <w:szCs w:val="22"/>
-          <w:lang w:val="en-US"/>
-        </w:rPr>
-        <w:t>{{ note_text_4 }}</w:t>
-      </w:r>
-      <w:r>
-        <w:rPr>
-          <w:rFonts w:asciiTheme="majorHAnsi" w:hAnsiTheme="majorHAnsi"/>
-          <w:sz w:val="22"/>
-          <w:szCs w:val="22"/>
-          <w:lang w:val="en-US"/>
-        </w:rPr>
-        <w:t>{% endif %}{% if note_text_5 %}</w:t>
-      </w:r>
-    </w:p>
-    <w:p>
-      <w:pPr>
-        <w:pStyle w:val="NormalWeb"/>
-        <w:shd w:val="clear" w:color="auto" w:fill="FFFFFF"/>
-        <w:spacing w:before="0" w:beforeAutospacing="0" w:after="0" w:afterAutospacing="0" w:line="276" w:lineRule="auto"/>
-        <w:jc w:val="both"/>
-        <w:textAlignment w:val="baseline"/>
-        <w:rPr>
-          <w:rFonts w:asciiTheme="majorHAnsi" w:hAnsiTheme="majorHAnsi" w:cs="Arial"/>
-          <w:b/>
-          <w:bCs/>
-          <w:color w:val="222222"/>
-          <w:sz w:val="22"/>
-          <w:szCs w:val="22"/>
-          <w:lang w:val="en-US"/>
-        </w:rPr>
-      </w:pPr>
-    </w:p>
-    <w:p>
-      <w:pPr>
-        <w:pStyle w:val="NormalWeb"/>
-        <w:shd w:val="clear" w:color="auto" w:fill="FFFFFF"/>
-        <w:spacing w:before="0" w:beforeAutospacing="0" w:after="0" w:afterAutospacing="0" w:line="276" w:lineRule="auto"/>
-        <w:jc w:val="both"/>
-        <w:textAlignment w:val="baseline"/>
-        <w:rPr>
-          <w:rFonts w:asciiTheme="majorHAnsi" w:hAnsiTheme="majorHAnsi"/>
-          <w:sz w:val="22"/>
-          <w:szCs w:val="22"/>
-          <w:lang w:val="en-US"/>
-        </w:rPr>
-      </w:pPr>
-      <w:proofErr w:type="gramStart"/>
-      <w:r>
-        <w:rPr>
-          <w:rFonts w:asciiTheme="majorHAnsi" w:hAnsiTheme="majorHAnsi" w:cs="Arial"/>
-          <w:b/>
-          <w:bCs/>
-          <w:color w:val="222222"/>
-          <w:sz w:val="22"/>
-          <w:szCs w:val="22"/>
-          <w:lang w:val="en-US"/>
-        </w:rPr>
-        <w:t>{{ note</w:t>
-      </w:r>
-      <w:proofErr w:type="gramEnd"/>
-      <w:r>
-        <w:rPr>
-          <w:rFonts w:asciiTheme="majorHAnsi" w:hAnsiTheme="majorHAnsi" w:cs="Arial"/>
-          <w:b/>
-          <w:bCs/>
-          <w:color w:val="222222"/>
-          <w:sz w:val="22"/>
-          <w:szCs w:val="22"/>
-          <w:lang w:val="en-US"/>
-        </w:rPr>
-        <w:t>_title_6 }}</w:t>
-      </w:r>
-      <w:r>
-        <w:rPr>
-          <w:rFonts w:asciiTheme="majorHAnsi" w:hAnsiTheme="majorHAnsi" w:cs="Arial"/>
-          <w:b/>
-          <w:bCs/>
-          <w:color w:val="222222"/>
-          <w:sz w:val="22"/>
-          <w:szCs w:val="22"/>
-          <w:lang w:val="en-US"/>
-        </w:rPr>
-        <w:t xml:space="preserve"> </w:t>
-      </w:r>
-      <w:r>
-        <w:rPr>
-          <w:rFonts w:asciiTheme="majorHAnsi" w:hAnsiTheme="majorHAnsi"/>
-          <w:sz w:val="22"/>
-          <w:szCs w:val="22"/>
-          <w:lang w:val="en-US"/>
-        </w:rPr>
-        <w:t>{{ note_text_5 }}</w:t>
-      </w:r>
-      <w:r>
-        <w:rPr>
-          <w:rFonts w:asciiTheme="majorHAnsi" w:hAnsiTheme="majorHAnsi"/>
-          <w:sz w:val="22"/>
-          <w:szCs w:val="22"/>
-          <w:lang w:val="en-US"/>
-        </w:rPr>
-        <w:t>{% endif %}{% if note_text_6 %}</w:t>
-      </w:r>
-    </w:p>
-    <w:p>
-      <w:pPr>
-        <w:pStyle w:val="NormalWeb"/>
-        <w:shd w:val="clear" w:color="auto" w:fill="FFFFFF"/>
-        <w:spacing w:before="0" w:beforeAutospacing="0" w:after="0" w:afterAutospacing="0" w:line="276" w:lineRule="auto"/>
-        <w:jc w:val="both"/>
-        <w:textAlignment w:val="baseline"/>
-        <w:rPr>
-          <w:rFonts w:asciiTheme="majorHAnsi" w:hAnsiTheme="majorHAnsi" w:cs="Arial"/>
-          <w:b/>
-          <w:bCs/>
-          <w:color w:val="222222"/>
-          <w:sz w:val="22"/>
-          <w:szCs w:val="22"/>
-          <w:lang w:val="en-US"/>
-        </w:rPr>
-      </w:pPr>
-    </w:p>
-    <w:p>
-      <w:pPr>
-        <w:pStyle w:val="NormalWeb"/>
-        <w:shd w:val="clear" w:color="auto" w:fill="FFFFFF"/>
-        <w:spacing w:before="0" w:beforeAutospacing="0" w:after="0" w:afterAutospacing="0" w:line="276" w:lineRule="auto"/>
-        <w:jc w:val="both"/>
-        <w:textAlignment w:val="baseline"/>
-        <w:rPr>
-          <w:rFonts w:asciiTheme="majorHAnsi" w:hAnsiTheme="majorHAnsi"/>
-          <w:sz w:val="22"/>
-          <w:szCs w:val="22"/>
-          <w:lang w:val="en-US"/>
-        </w:rPr>
-      </w:pPr>
-      <w:proofErr w:type="gramStart"/>
-      <w:r>
-        <w:rPr>
-          <w:rFonts w:asciiTheme="majorHAnsi" w:hAnsiTheme="majorHAnsi" w:cs="Arial"/>
-          <w:b/>
-          <w:bCs/>
-          <w:color w:val="222222"/>
-          <w:sz w:val="22"/>
-          <w:szCs w:val="22"/>
-          <w:lang w:val="en-US"/>
-        </w:rPr>
-        <w:t>{{ note</w:t>
-      </w:r>
-      <w:proofErr w:type="gramEnd"/>
-      <w:r>
-        <w:rPr>
-          <w:rFonts w:asciiTheme="majorHAnsi" w:hAnsiTheme="majorHAnsi" w:cs="Arial"/>
-          <w:b/>
-          <w:bCs/>
-          <w:color w:val="222222"/>
-          <w:sz w:val="22"/>
-          <w:szCs w:val="22"/>
-          <w:lang w:val="en-US"/>
-        </w:rPr>
-        <w:t>_title_7 }}</w:t>
-      </w:r>
-      <w:r>
-        <w:rPr>
-          <w:rFonts w:asciiTheme="majorHAnsi" w:hAnsiTheme="majorHAnsi" w:cs="Arial"/>
-          <w:b/>
-          <w:bCs/>
-          <w:color w:val="222222"/>
-          <w:sz w:val="22"/>
-          <w:szCs w:val="22"/>
-          <w:lang w:val="en-US"/>
-        </w:rPr>
-        <w:t xml:space="preserve"> </w:t>
-      </w:r>
-      <w:r>
-        <w:rPr>
-          <w:rFonts w:asciiTheme="majorHAnsi" w:hAnsiTheme="majorHAnsi"/>
-          <w:sz w:val="22"/>
-          <w:szCs w:val="22"/>
-          <w:lang w:val="en-US"/>
-        </w:rPr>
-        <w:t>{{ note_text_6 }}</w:t>
-      </w:r>
-      <w:r>
-        <w:rPr>
-          <w:rFonts w:asciiTheme="majorHAnsi" w:hAnsiTheme="majorHAnsi"/>
-          <w:sz w:val="22"/>
-          <w:szCs w:val="22"/>
-          <w:lang w:val="en-US"/>
-        </w:rPr>
-        <w:t>{% endif %}{% if note_text_7 %}</w:t>
-      </w:r>
-    </w:p>
-    <w:p>
-      <w:pPr>
-        <w:pStyle w:val="NormalWeb"/>
-        <w:shd w:val="clear" w:color="auto" w:fill="FFFFFF"/>
-        <w:spacing w:before="0" w:beforeAutospacing="0" w:after="0" w:afterAutospacing="0" w:line="276" w:lineRule="auto"/>
-        <w:jc w:val="both"/>
-        <w:textAlignment w:val="baseline"/>
-        <w:rPr>
-          <w:rFonts w:asciiTheme="majorHAnsi" w:hAnsiTheme="majorHAnsi" w:cs="Arial"/>
-          <w:b/>
-          <w:bCs/>
-          <w:color w:val="222222"/>
-          <w:sz w:val="22"/>
-          <w:szCs w:val="22"/>
-          <w:lang w:val="en-US"/>
-        </w:rPr>
-      </w:pPr>
-    </w:p>
-    <w:p>
-      <w:pPr>
-        <w:pStyle w:val="NormalWeb"/>
-        <w:shd w:val="clear" w:color="auto" w:fill="FFFFFF"/>
-        <w:spacing w:before="0" w:beforeAutospacing="0" w:after="0" w:afterAutospacing="0" w:line="276" w:lineRule="auto"/>
-        <w:jc w:val="both"/>
-        <w:textAlignment w:val="baseline"/>
-        <w:rPr>
-          <w:rFonts w:asciiTheme="majorHAnsi" w:hAnsiTheme="majorHAnsi"/>
-          <w:sz w:val="22"/>
-          <w:szCs w:val="22"/>
-          <w:lang w:val="en-US"/>
-        </w:rPr>
-      </w:pPr>
-      <w:proofErr w:type="gramStart"/>
-      <w:r>
-        <w:rPr>
-          <w:rFonts w:asciiTheme="majorHAnsi" w:hAnsiTheme="majorHAnsi" w:cs="Arial"/>
-          <w:b/>
-          <w:bCs/>
-          <w:color w:val="222222"/>
-          <w:sz w:val="22"/>
-          <w:szCs w:val="22"/>
-          <w:lang w:val="en-US"/>
-        </w:rPr>
-        <w:t>{{ note</w:t>
-      </w:r>
-      <w:proofErr w:type="gramEnd"/>
-      <w:r>
-        <w:rPr>
-          <w:rFonts w:asciiTheme="majorHAnsi" w:hAnsiTheme="majorHAnsi" w:cs="Arial"/>
-          <w:b/>
-          <w:bCs/>
-          <w:color w:val="222222"/>
-          <w:sz w:val="22"/>
-          <w:szCs w:val="22"/>
-          <w:lang w:val="en-US"/>
-        </w:rPr>
-        <w:t>_title_8 }}</w:t>
-      </w:r>
-      <w:r>
-        <w:rPr>
-          <w:rFonts w:asciiTheme="majorHAnsi" w:hAnsiTheme="majorHAnsi" w:cs="Arial"/>
-          <w:b/>
-          <w:bCs/>
-          <w:color w:val="222222"/>
-          <w:sz w:val="22"/>
-          <w:szCs w:val="22"/>
-          <w:lang w:val="en-US"/>
-        </w:rPr>
-        <w:t xml:space="preserve"> </w:t>
-      </w:r>
-      <w:r>
-        <w:rPr>
-          <w:rFonts w:asciiTheme="majorHAnsi" w:hAnsiTheme="majorHAnsi"/>
-          <w:sz w:val="22"/>
-          <w:szCs w:val="22"/>
-          <w:lang w:val="en-US"/>
-        </w:rPr>
-        <w:t>{{ note_text_7 }}</w:t>
-      </w:r>
-      <w:r>
-        <w:rPr>
-          <w:rFonts w:asciiTheme="majorHAnsi" w:hAnsiTheme="majorHAnsi"/>
-          <w:sz w:val="22"/>
-          <w:szCs w:val="22"/>
-          <w:lang w:val="en-US"/>
-        </w:rPr>
-        <w:t>{% endif %}{% if note_text_8 %}</w:t>
-      </w:r>
-    </w:p>
-    <w:p>
-      <w:pPr>
-        <w:pStyle w:val="NormalWeb"/>
-        <w:shd w:val="clear" w:color="auto" w:fill="FFFFFF"/>
-        <w:spacing w:before="0" w:beforeAutospacing="0" w:after="0" w:afterAutospacing="0" w:line="276" w:lineRule="auto"/>
-        <w:jc w:val="both"/>
-        <w:textAlignment w:val="baseline"/>
-        <w:rPr>
-          <w:rFonts w:asciiTheme="majorHAnsi" w:hAnsiTheme="majorHAnsi" w:cs="Arial"/>
-          <w:b/>
-          <w:bCs/>
-          <w:color w:val="222222"/>
-          <w:sz w:val="22"/>
-          <w:szCs w:val="22"/>
-          <w:lang w:val="en-US"/>
-        </w:rPr>
-      </w:pPr>
-    </w:p>
-    <w:p>
-      <w:pPr>
-        <w:pStyle w:val="NormalWeb"/>
-        <w:shd w:val="clear" w:color="auto" w:fill="FFFFFF"/>
-        <w:spacing w:before="0" w:beforeAutospacing="0" w:after="0" w:afterAutospacing="0" w:line="276" w:lineRule="auto"/>
-        <w:jc w:val="both"/>
-        <w:textAlignment w:val="baseline"/>
-        <w:rPr>
-          <w:rFonts w:asciiTheme="majorHAnsi" w:hAnsiTheme="majorHAnsi"/>
-          <w:sz w:val="22"/>
-          <w:szCs w:val="22"/>
-          <w:lang w:val="en-US"/>
-        </w:rPr>
-      </w:pPr>
-      <w:proofErr w:type="gramStart"/>
-      <w:r>
-        <w:rPr>
-          <w:rFonts w:asciiTheme="majorHAnsi" w:hAnsiTheme="majorHAnsi" w:cs="Arial"/>
-          <w:b/>
-          <w:bCs/>
-          <w:color w:val="222222"/>
-          <w:sz w:val="22"/>
-          <w:szCs w:val="22"/>
-          <w:lang w:val="en-US"/>
-        </w:rPr>
-        <w:t>{{ note</w:t>
-      </w:r>
-      <w:proofErr w:type="gramEnd"/>
-      <w:r>
-        <w:rPr>
-          <w:rFonts w:asciiTheme="majorHAnsi" w:hAnsiTheme="majorHAnsi" w:cs="Arial"/>
-          <w:b/>
-          <w:bCs/>
-          <w:color w:val="222222"/>
-          <w:sz w:val="22"/>
-          <w:szCs w:val="22"/>
-          <w:lang w:val="en-US"/>
-        </w:rPr>
-        <w:t>_title_9 }}</w:t>
-      </w:r>
-      <w:r>
-        <w:rPr>
-          <w:rFonts w:asciiTheme="majorHAnsi" w:hAnsiTheme="majorHAnsi" w:cs="Arial"/>
-          <w:b/>
-          <w:bCs/>
-          <w:color w:val="222222"/>
-          <w:sz w:val="22"/>
-          <w:szCs w:val="22"/>
-          <w:lang w:val="en-US"/>
-        </w:rPr>
-        <w:t xml:space="preserve"> </w:t>
-      </w:r>
-      <w:r>
-        <w:rPr>
-          <w:rFonts w:asciiTheme="majorHAnsi" w:hAnsiTheme="majorHAnsi"/>
-          <w:sz w:val="22"/>
-          <w:szCs w:val="22"/>
-          <w:lang w:val="en-US"/>
-        </w:rPr>
-        <w:t>{{ note_text_8 }}</w:t>
-      </w:r>
-      <w:r>
-        <w:rPr>
-          <w:rFonts w:asciiTheme="majorHAnsi" w:hAnsiTheme="majorHAnsi"/>
-          <w:sz w:val="22"/>
-          <w:szCs w:val="22"/>
-          <w:lang w:val="en-US"/>
-        </w:rPr>
-        <w:t>{% endif %}{% if note_text_9 %}</w:t>
-      </w:r>
-    </w:p>
-    <w:p>
-      <w:pPr>
-        <w:pStyle w:val="NormalWeb"/>
-        <w:shd w:val="clear" w:color="auto" w:fill="FFFFFF"/>
-        <w:spacing w:before="0" w:beforeAutospacing="0" w:after="0" w:afterAutospacing="0" w:line="276" w:lineRule="auto"/>
-        <w:jc w:val="both"/>
-        <w:textAlignment w:val="baseline"/>
-        <w:rPr>
-          <w:rFonts w:asciiTheme="majorHAnsi" w:hAnsiTheme="majorHAnsi" w:cs="Arial"/>
-          <w:b/>
-          <w:bCs/>
-          <w:color w:val="222222"/>
-          <w:sz w:val="22"/>
-          <w:szCs w:val="22"/>
-          <w:lang w:val="en-US"/>
-        </w:rPr>
-      </w:pPr>
-    </w:p>
-    <w:p>
-      <w:pPr>
-        <w:pStyle w:val="NormalWeb"/>
-        <w:shd w:val="clear" w:color="auto" w:fill="FFFFFF"/>
-        <w:spacing w:before="0" w:beforeAutospacing="0" w:after="0" w:afterAutospacing="0" w:line="276" w:lineRule="auto"/>
-        <w:jc w:val="both"/>
-        <w:textAlignment w:val="baseline"/>
-        <w:rPr>
-          <w:rFonts w:asciiTheme="majorHAnsi" w:hAnsiTheme="majorHAnsi"/>
-          <w:sz w:val="22"/>
-          <w:szCs w:val="22"/>
-          <w:lang w:val="en-US"/>
-        </w:rPr>
-      </w:pPr>
-      <w:proofErr w:type="gramStart"/>
-      <w:r>
-        <w:rPr>
-          <w:rFonts w:asciiTheme="majorHAnsi" w:hAnsiTheme="majorHAnsi" w:cs="Arial"/>
-          <w:b/>
-          <w:bCs/>
-          <w:color w:val="222222"/>
-          <w:sz w:val="22"/>
-          <w:szCs w:val="22"/>
-          <w:lang w:val="en-US"/>
-        </w:rPr>
-        <w:t>{{ note</w:t>
-      </w:r>
-      <w:proofErr w:type="gramEnd"/>
-      <w:r>
-        <w:rPr>
-          <w:rFonts w:asciiTheme="majorHAnsi" w:hAnsiTheme="majorHAnsi" w:cs="Arial"/>
-          <w:b/>
-          <w:bCs/>
-          <w:color w:val="222222"/>
-          <w:sz w:val="22"/>
-          <w:szCs w:val="22"/>
-          <w:lang w:val="en-US"/>
-        </w:rPr>
-        <w:t>_title_10 }}</w:t>
-      </w:r>
-      <w:r>
-        <w:rPr>
-          <w:rFonts w:asciiTheme="majorHAnsi" w:hAnsiTheme="majorHAnsi" w:cs="Arial"/>
-          <w:b/>
-          <w:bCs/>
-          <w:color w:val="222222"/>
-          <w:sz w:val="22"/>
-          <w:szCs w:val="22"/>
-          <w:lang w:val="en-US"/>
-        </w:rPr>
-        <w:t xml:space="preserve"> </w:t>
-      </w:r>
-      <w:r>
-        <w:rPr>
-          <w:rFonts w:asciiTheme="majorHAnsi" w:hAnsiTheme="majorHAnsi"/>
-          <w:sz w:val="22"/>
-          <w:szCs w:val="22"/>
-          <w:lang w:val="en-US"/>
-        </w:rPr>
-        <w:t>{{ note_text_9 }}</w:t>
-      </w:r>
-      <w:r>
-        <w:rPr>
-          <w:rFonts w:asciiTheme="majorHAnsi" w:hAnsiTheme="majorHAnsi"/>
-          <w:sz w:val="22"/>
-          <w:szCs w:val="22"/>
-          <w:lang w:val="en-US"/>
-        </w:rPr>
-        <w:t>{% endif %}{% if note_text_10 %}</w:t>
-      </w:r>
-    </w:p>
-    <w:p>
-      <w:pPr>
-        <w:pStyle w:val="NormalWeb"/>
-        <w:shd w:val="clear" w:color="auto" w:fill="FFFFFF"/>
-        <w:spacing w:before="0" w:beforeAutospacing="0" w:after="0" w:afterAutospacing="0" w:line="276" w:lineRule="auto"/>
-        <w:jc w:val="both"/>
-        <w:textAlignment w:val="baseline"/>
-        <w:rPr>
-          <w:rFonts w:asciiTheme="majorHAnsi" w:hAnsiTheme="majorHAnsi" w:cs="Arial"/>
-          <w:b/>
-          <w:bCs/>
-          <w:color w:val="222222"/>
-          <w:sz w:val="22"/>
-          <w:szCs w:val="22"/>
-          <w:lang w:val="en-US"/>
-        </w:rPr>
-      </w:pPr>
-    </w:p>
-    <w:p>
-      <w:pPr>
-        <w:pStyle w:val="NormalWeb"/>
-        <w:shd w:val="clear" w:color="auto" w:fill="FFFFFF"/>
-        <w:spacing w:before="0" w:beforeAutospacing="0" w:after="0" w:afterAutospacing="0" w:line="276" w:lineRule="auto"/>
-        <w:jc w:val="both"/>
-        <w:textAlignment w:val="baseline"/>
-        <w:rPr>
-          <w:rFonts w:asciiTheme="majorHAnsi" w:hAnsiTheme="majorHAnsi"/>
-          <w:sz w:val="22"/>
-          <w:szCs w:val="22"/>
-          <w:lang w:val="en-US"/>
-        </w:rPr>
-      </w:pPr>
-      <w:proofErr w:type="gramStart"/>
-      <w:r>
-        <w:rPr>
-          <w:rFonts w:asciiTheme="majorHAnsi" w:hAnsiTheme="majorHAnsi" w:cs="Arial"/>
-          <w:b/>
-          <w:bCs/>
-          <w:color w:val="222222"/>
-          <w:sz w:val="22"/>
-          <w:szCs w:val="22"/>
-          <w:lang w:val="en-US"/>
-        </w:rPr>
-        <w:t>{{ note</w:t>
-      </w:r>
-      <w:proofErr w:type="gramEnd"/>
-      <w:r>
-        <w:rPr>
-          <w:rFonts w:asciiTheme="majorHAnsi" w:hAnsiTheme="majorHAnsi" w:cs="Arial"/>
-          <w:b/>
-          <w:bCs/>
-          <w:color w:val="222222"/>
-          <w:sz w:val="22"/>
-          <w:szCs w:val="22"/>
-          <w:lang w:val="en-US"/>
-        </w:rPr>
-        <w:t>_title_11 }}</w:t>
+        <w:t>{{ note_title_11 }}</w:t>
       </w:r>
       <w:r>
         <w:rPr>
@@ -5548,7 +4596,6 @@
         </w:rPr>
       </w:pPr>
       <w:bookmarkStart w:id="15" w:name="_Hlk213063149"/>
-      <w:proofErr w:type="gramStart"/>
       <w:r>
         <w:rPr>
           <w:rFonts w:asciiTheme="majorHAnsi" w:hAnsiTheme="majorHAnsi" w:cs="Arial"/>
@@ -5558,40 +4605,7 @@
           <w:lang w:val="en-US"/>
         </w:rPr>
         <w:lastRenderedPageBreak/>
-        <w:t xml:space="preserve">{{ </w:t>
-      </w:r>
-      <w:proofErr w:type="spellStart"/>
-      <w:r>
-        <w:rPr>
-          <w:rFonts w:asciiTheme="majorHAnsi" w:hAnsiTheme="majorHAnsi" w:cs="Arial"/>
-          <w:color w:val="222222"/>
-          <w:sz w:val="22"/>
-          <w:szCs w:val="22"/>
-          <w:lang w:val="en-US"/>
-        </w:rPr>
-        <w:t>payment</w:t>
-      </w:r>
-      <w:proofErr w:type="gramEnd"/>
-      <w:r>
-        <w:rPr>
-          <w:rFonts w:asciiTheme="majorHAnsi" w:hAnsiTheme="majorHAnsi" w:cs="Arial"/>
-          <w:color w:val="222222"/>
-          <w:sz w:val="22"/>
-          <w:szCs w:val="22"/>
-          <w:lang w:val="en-US"/>
-        </w:rPr>
-        <w:t>_schedule</w:t>
-      </w:r>
-      <w:proofErr w:type="spellEnd"/>
-      <w:r>
-        <w:rPr>
-          <w:rFonts w:asciiTheme="majorHAnsi" w:hAnsiTheme="majorHAnsi" w:cs="Arial"/>
-          <w:color w:val="222222"/>
-          <w:sz w:val="22"/>
-          <w:szCs w:val="22"/>
-          <w:lang w:val="en-US"/>
-        </w:rPr>
-        <w:t xml:space="preserve"> }}</w:t>
+        <w:t>{{ payment_schedule }}</w:t>
       </w:r>
     </w:p>
     <w:bookmarkEnd w:id="15"/>
@@ -5655,33 +4669,11 @@
         </w:rPr>
       </w:pPr>
       <w:bookmarkStart w:id="16" w:name="_Hlk211507943"/>
-      <w:proofErr w:type="gramStart"/>
       <w:r>
         <w:rPr>
           <w:rFonts w:asciiTheme="majorHAnsi" w:hAnsiTheme="majorHAnsi"/>
         </w:rPr>
-        <w:t xml:space="preserve">{{ </w:t>
-      </w:r>
-      <w:proofErr w:type="spellStart"/>
-      <w:r>
-        <w:rPr>
-          <w:rFonts w:asciiTheme="majorHAnsi" w:hAnsiTheme="majorHAnsi"/>
-        </w:rPr>
-        <w:t>delivery</w:t>
-      </w:r>
-      <w:proofErr w:type="gramEnd"/>
-      <w:r>
-        <w:rPr>
-          <w:rFonts w:asciiTheme="majorHAnsi" w:hAnsiTheme="majorHAnsi"/>
-        </w:rPr>
-        <w:t>_time_text</w:t>
-      </w:r>
-      <w:proofErr w:type="spellEnd"/>
-      <w:r>
-        <w:rPr>
-          <w:rFonts w:asciiTheme="majorHAnsi" w:hAnsiTheme="majorHAnsi"/>
-        </w:rPr>
-        <w:t xml:space="preserve"> }}</w:t>
+        <w:t>{{ delivery_time_text }}</w:t>
       </w:r>
     </w:p>
     <w:p>
@@ -6466,7 +5458,7 @@
             </wp:anchor>
           </w:drawing>
         </mc:Choice>
-        <mc:Fallback xmlns:oel="http://schemas.microsoft.com/office/2019/extlst" xmlns:w16du="http://schemas.microsoft.com/office/word/2023/wordml/word16du" xmlns:w16sdtfl="http://schemas.microsoft.com/office/word/2024/wordml/sdtformatlock">
+        <mc:Fallback xmlns:w16sdtfl="http://schemas.microsoft.com/office/word/2024/wordml/sdtformatlock" xmlns:w16du="http://schemas.microsoft.com/office/word/2023/wordml/word16du" xmlns:oel="http://schemas.microsoft.com/office/2019/extlst">
           <w:pict>
             <v:line w14:anchorId="6240923E" id="Conector recto 19" o:spid="_x0000_s1026" style="position:absolute;z-index:251661312;visibility:visible;mso-wrap-style:square;mso-width-percent:0;mso-height-percent:0;mso-wrap-distance-left:9pt;mso-wrap-distance-top:0;mso-wrap-distance-right:9pt;mso-wrap-distance-bottom:0;mso-position-horizontal:right;mso-position-horizontal-relative:margin;mso-position-vertical:absolute;mso-position-vertical-relative:text;mso-width-percent:0;mso-height-percent:0;mso-width-relative:margin;mso-height-relative:margin" from="389.05pt,8pt" to="829.3pt,8.75pt" o:gfxdata="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" strokecolor="#4b0000" strokeweight="1pt">
               <w10:wrap anchorx="margin"/>
@@ -6587,7 +5579,6 @@
         <w:lang w:val="en-US"/>
       </w:rPr>
     </w:pPr>
-    <w:proofErr w:type="spellStart"/>
     <w:r>
       <w:rPr>
         <w:rFonts w:asciiTheme="majorHAnsi" w:eastAsia="Arial Unicode MS" w:hAnsiTheme="majorHAnsi" w:cs="Gisha"/>
@@ -6597,19 +5588,7 @@
         <w:szCs w:val="17"/>
         <w:lang w:val="en-US"/>
       </w:rPr>
-      <w:t>Cra</w:t>
-    </w:r>
-    <w:proofErr w:type="spellEnd"/>
-    <w:r>
-      <w:rPr>
-        <w:rFonts w:asciiTheme="majorHAnsi" w:eastAsia="Arial Unicode MS" w:hAnsiTheme="majorHAnsi" w:cs="Gisha"/>
-        <w:color w:val="000000" w:themeColor="text1"/>
-        <w:kern w:val="24"/>
-        <w:sz w:val="17"/>
-        <w:szCs w:val="17"/>
-        <w:lang w:val="en-US"/>
-      </w:rPr>
-      <w:t xml:space="preserve"> 43A # 15 Sur – 15 Of 106</w:t>
+      <w:t>Cra 43A # 15 Sur – 15 Of 106</w:t>
     </w:r>
     <w:r>
       <w:rPr>
@@ -7011,29 +5990,7 @@
                               <w:szCs w:val="24"/>
                               <w:lang w:val="es-MX"/>
                             </w:rPr>
-                            <w:t xml:space="preserve">Cl 79 Sur # 47E – 62 </w:t>
-                          </w:r>
-                          <w:proofErr w:type="spellStart"/>
-                          <w:r>
-                            <w:rPr>
-                              <w:rFonts w:ascii="Arial Narrow" w:hAnsi="Arial Narrow"/>
-                              <w:color w:val="FFFFFF" w:themeColor="background1"/>
-                              <w:sz w:val="24"/>
-                              <w:szCs w:val="24"/>
-                              <w:lang w:val="es-MX"/>
-                            </w:rPr>
-                            <w:t>Of</w:t>
-                          </w:r>
-                          <w:proofErr w:type="spellEnd"/>
-                          <w:r>
-                            <w:rPr>
-                              <w:rFonts w:ascii="Arial Narrow" w:hAnsi="Arial Narrow"/>
-                              <w:color w:val="FFFFFF" w:themeColor="background1"/>
-                              <w:sz w:val="24"/>
-                              <w:szCs w:val="24"/>
-                              <w:lang w:val="es-MX"/>
-                            </w:rPr>
-                            <w:t>. 308-309</w:t>
+                            <w:t>Cl 79 Sur # 47E – 62 Of. 308-309</w:t>
                           </w:r>
                         </w:p>
                         <w:p>
